--- a/CS SEMINAR/CS SEMINAR/NETWORK VIRTUALIZATION AND SECURITY.docx
+++ b/CS SEMINAR/CS SEMINAR/NETWORK VIRTUALIZATION AND SECURITY.docx
@@ -1262,25 +1262,6 @@
     </w:p>
     <w:p>
       <w:pPr>
-        <w:spacing w:after="0" w:line="360" w:lineRule="auto"/>
-        <w:jc w:val="both"/>
-        <w:rPr>
-          <w:rFonts w:ascii="Times New Roman" w:hAnsi="Times New Roman" w:cs="Times New Roman"/>
-          <w:b/>
-          <w:bCs/>
-        </w:rPr>
-      </w:pPr>
-      <w:r>
-        <w:rPr>
-          <w:rFonts w:ascii="Times New Roman" w:hAnsi="Times New Roman" w:cs="Times New Roman"/>
-          <w:b/>
-          <w:bCs/>
-        </w:rPr>
-        <w:t>Literature Review</w:t>
-      </w:r>
-    </w:p>
-    <w:p>
-      <w:pPr>
         <w:spacing w:line="360" w:lineRule="auto"/>
         <w:jc w:val="both"/>
         <w:rPr>
@@ -1291,20 +1272,14 @@
         <w:rPr>
           <w:rFonts w:ascii="Times New Roman" w:hAnsi="Times New Roman" w:cs="Times New Roman"/>
         </w:rPr>
-        <w:t xml:space="preserve">A major breakthrough in network virtualization has been the development of Software-Defined Networking (SDN) and Network Function Virtualization (NFV). SDN separates the network control plane from the data forwarding plane, enabling centralized control and programmability of network resources. This separation allows network administrators to manage network operations through software-based controllers rather than relying solely on hardware configurations. Similarly, NFV virtualizes network functions such as firewalls, routers, intrusion detection systems, and load balancers, enabling them to run as software applications on standard </w:t>
+        <w:t xml:space="preserve">Network virtualization is further enhanced through the integration of emerging technologies such as Software-Defined Networking (SDN) and Network Functions Virtualization (NFV). SDN separates the network control plane from the data forwarding plane, enabling centralized management and programmability of network resources, while NFV virtualizes network functions such as firewalls, intrusion detection systems, and load balancers that traditionally required dedicated hardware. The combination of SDN and NFV provides organizations with greater flexibility, scalability, and cost efficiency by allowing network services to be deployed, modified, and managed through software rather than physical devices. This software-driven approach </w:t>
       </w:r>
       <w:r>
         <w:rPr>
           <w:rFonts w:ascii="Times New Roman" w:hAnsi="Times New Roman" w:cs="Times New Roman"/>
         </w:rPr>
         <w:lastRenderedPageBreak/>
-        <w:t xml:space="preserve">computing platforms. </w:t>
-      </w:r>
-      <w:r>
-        <w:rPr>
-          <w:rFonts w:ascii="Times New Roman" w:hAnsi="Times New Roman" w:cs="Times New Roman"/>
-        </w:rPr>
-        <w:t xml:space="preserve">Yazidi </w:t>
+        <w:t xml:space="preserve">simplifies network administration, reduces operational complexity, and accelerates service delivery, making it particularly valuable for cloud computing environments, enterprise networks, and telecommunications infrastructure (Kaur &amp; Kaur, 2023; Khan </w:t>
       </w:r>
       <w:r>
         <w:rPr>
@@ -1312,25 +1287,13 @@
           <w:i/>
           <w:iCs/>
         </w:rPr>
-        <w:t xml:space="preserve">et al. </w:t>
-      </w:r>
-      <w:r>
-        <w:rPr>
-          <w:rFonts w:ascii="Times New Roman" w:hAnsi="Times New Roman" w:cs="Times New Roman"/>
-        </w:rPr>
-        <w:t>(2024)</w:t>
-      </w:r>
-      <w:r>
-        <w:rPr>
-          <w:rFonts w:ascii="Times New Roman" w:hAnsi="Times New Roman" w:cs="Times New Roman"/>
-        </w:rPr>
-        <w:t>,</w:t>
-      </w:r>
-      <w:r>
-        <w:rPr>
-          <w:rFonts w:ascii="Times New Roman" w:hAnsi="Times New Roman" w:cs="Times New Roman"/>
-        </w:rPr>
-        <w:t xml:space="preserve"> argued that the integration of SDN and NFV has fundamentally transformed network management by providing greater flexibility, agility, and automation in modern communication systems.</w:t>
+        <w:t>et al</w:t>
+      </w:r>
+      <w:r>
+        <w:rPr>
+          <w:rFonts w:ascii="Times New Roman" w:hAnsi="Times New Roman" w:cs="Times New Roman"/>
+        </w:rPr>
+        <w:t>., 2024).</w:t>
       </w:r>
     </w:p>
     <w:p>
@@ -1345,13 +1308,7 @@
         <w:rPr>
           <w:rFonts w:ascii="Times New Roman" w:hAnsi="Times New Roman" w:cs="Times New Roman"/>
         </w:rPr>
-        <w:t xml:space="preserve">Furthermore, network virtualization has become an essential technology in emerging areas such as fifth-generation (5G) networks, edge computing, smart cities, industrial automation, and the anticipated sixth-generation (6G) communication systems. Through technologies such as network slicing, service providers can create multiple virtual networks tailored to specific user requirements while sharing the same physical infrastructure. </w:t>
-      </w:r>
-      <w:r>
-        <w:rPr>
-          <w:rFonts w:ascii="Times New Roman" w:hAnsi="Times New Roman" w:cs="Times New Roman"/>
-        </w:rPr>
-        <w:t>Domínguez-Dorado</w:t>
+        <w:t xml:space="preserve">Despite its numerous advantages, the implementation of network virtualization presents several technical and security challenges that require careful consideration. Organizations adopting virtualized network environments must address issues related to resource allocation, performance isolation, interoperability among heterogeneous platforms, and cybersecurity threats such as virtual machine attacks, network segmentation vulnerabilities, and unauthorized access. Furthermore, the increasing complexity of managing large-scale virtualized infrastructures necessitates advanced monitoring, automation, and security mechanisms to ensure optimal performance and service reliability. Consequently, continuous research and innovation in network virtualization are essential to enhance its efficiency, strengthen security frameworks, and support the growing demands of modern digital ecosystems, including cloud computing, 5G networks, edge computing, and the Internet of Things (IoT) (Raza </w:t>
       </w:r>
       <w:r>
         <w:rPr>
@@ -1359,7 +1316,13 @@
           <w:i/>
           <w:iCs/>
         </w:rPr>
-        <w:t xml:space="preserve"> </w:t>
+        <w:t xml:space="preserve">et al., </w:t>
+      </w:r>
+      <w:r>
+        <w:rPr>
+          <w:rFonts w:ascii="Times New Roman" w:hAnsi="Times New Roman" w:cs="Times New Roman"/>
+        </w:rPr>
+        <w:t xml:space="preserve">2024; Ahmed </w:t>
       </w:r>
       <w:r>
         <w:rPr>
@@ -1367,25 +1330,32 @@
           <w:i/>
           <w:iCs/>
         </w:rPr>
-        <w:t xml:space="preserve">et al. </w:t>
-      </w:r>
-      <w:r>
-        <w:rPr>
-          <w:rFonts w:ascii="Times New Roman" w:hAnsi="Times New Roman" w:cs="Times New Roman"/>
-        </w:rPr>
-        <w:t>(202</w:t>
-      </w:r>
-      <w:r>
-        <w:rPr>
-          <w:rFonts w:ascii="Times New Roman" w:hAnsi="Times New Roman" w:cs="Times New Roman"/>
-        </w:rPr>
-        <w:t>4</w:t>
-      </w:r>
-      <w:r>
-        <w:rPr>
-          <w:rFonts w:ascii="Times New Roman" w:hAnsi="Times New Roman" w:cs="Times New Roman"/>
-        </w:rPr>
-        <w:t>) emphasized that network slicing has become one of the most significant applications of network virtualization in 5G environments because it supports diverse service requirements, including ultra-low latency communications, enhanced mobile broadband, and massive machine-type communications.</w:t>
+        <w:t>et al.,</w:t>
+      </w:r>
+      <w:r>
+        <w:rPr>
+          <w:rFonts w:ascii="Times New Roman" w:hAnsi="Times New Roman" w:cs="Times New Roman"/>
+        </w:rPr>
+        <w:t xml:space="preserve"> 2025).</w:t>
+      </w:r>
+    </w:p>
+    <w:p>
+      <w:pPr>
+        <w:spacing w:after="0" w:line="360" w:lineRule="auto"/>
+        <w:jc w:val="both"/>
+        <w:rPr>
+          <w:rFonts w:ascii="Times New Roman" w:hAnsi="Times New Roman" w:cs="Times New Roman"/>
+          <w:b/>
+          <w:bCs/>
+        </w:rPr>
+      </w:pPr>
+      <w:r>
+        <w:rPr>
+          <w:rFonts w:ascii="Times New Roman" w:hAnsi="Times New Roman" w:cs="Times New Roman"/>
+          <w:b/>
+          <w:bCs/>
+        </w:rPr>
+        <w:t>Literature Review</w:t>
       </w:r>
     </w:p>
     <w:p>
@@ -1400,7 +1370,13 @@
         <w:rPr>
           <w:rFonts w:ascii="Times New Roman" w:hAnsi="Times New Roman" w:cs="Times New Roman"/>
         </w:rPr>
-        <w:t xml:space="preserve">Despite its numerous advantages, network virtualization introduces new security challenges that differ significantly from those found in traditional network architectures. The abstraction of network functions from physical hardware creates additional attack surfaces that cybercriminals can exploit. Threats such as hypervisor compromise, virtual machine escape attacks, denial-of-service attacks, unauthorized access, side-channel attacks, and data leakage have become major concerns in virtualized environments. According to Zhang </w:t>
+        <w:t xml:space="preserve">A major breakthrough in network virtualization has been the development of Software-Defined Networking (SDN) and Network Function Virtualization (NFV). SDN separates the network control plane from the data forwarding plane, enabling centralized control and programmability of network resources. This separation allows network administrators to manage network operations through software-based controllers rather than relying solely on hardware configurations. Similarly, NFV virtualizes network functions such as firewalls, routers, intrusion detection systems, and load balancers, enabling them to run as software applications on standard computing platforms. </w:t>
+      </w:r>
+      <w:r>
+        <w:rPr>
+          <w:rFonts w:ascii="Times New Roman" w:hAnsi="Times New Roman" w:cs="Times New Roman"/>
+        </w:rPr>
+        <w:t xml:space="preserve">Yazidi </w:t>
       </w:r>
       <w:r>
         <w:rPr>
@@ -1414,7 +1390,19 @@
         <w:rPr>
           <w:rFonts w:ascii="Times New Roman" w:hAnsi="Times New Roman" w:cs="Times New Roman"/>
         </w:rPr>
-        <w:t>(2024), the increasing complexity of virtualized infrastructures requires advanced security mechanisms capable of protecting virtual network functions and ensuring the integrity of virtualized resources.</w:t>
+        <w:t>(2024)</w:t>
+      </w:r>
+      <w:r>
+        <w:rPr>
+          <w:rFonts w:ascii="Times New Roman" w:hAnsi="Times New Roman" w:cs="Times New Roman"/>
+        </w:rPr>
+        <w:t>,</w:t>
+      </w:r>
+      <w:r>
+        <w:rPr>
+          <w:rFonts w:ascii="Times New Roman" w:hAnsi="Times New Roman" w:cs="Times New Roman"/>
+        </w:rPr>
+        <w:t xml:space="preserve"> argued that the integration of SDN and NFV has fundamentally transformed network management by providing greater flexibility, agility, and automation in modern communication systems.</w:t>
       </w:r>
     </w:p>
     <w:p>
@@ -1429,57 +1417,13 @@
         <w:rPr>
           <w:rFonts w:ascii="Times New Roman" w:hAnsi="Times New Roman" w:cs="Times New Roman"/>
         </w:rPr>
-        <w:t xml:space="preserve">The centralized architecture commonly employed in SDN environments also presents unique security risks. Because SDN controllers manage network operations centrally, attackers who successfully compromise a controller may gain extensive control over the entire network infrastructure. Similarly, multi-tenant cloud environments introduce concerns regarding data isolation, privacy protection, and resource sharing among different users. </w:t>
-      </w:r>
-      <w:proofErr w:type="spellStart"/>
-      <w:r>
-        <w:rPr>
-          <w:rFonts w:ascii="Times New Roman" w:hAnsi="Times New Roman" w:cs="Times New Roman"/>
-        </w:rPr>
-        <w:t>Alnaim</w:t>
-      </w:r>
-      <w:proofErr w:type="spellEnd"/>
-      <w:r>
-        <w:rPr>
-          <w:rFonts w:ascii="Times New Roman" w:hAnsi="Times New Roman" w:cs="Times New Roman"/>
-        </w:rPr>
-        <w:t xml:space="preserve"> (2024) observed that securing virtualized networks has become one of the most critical challenges facing network administrators and cybersecurity professionals due to the growing sophistication of cyber threats targeting software-defined infrastructures.</w:t>
-      </w:r>
-    </w:p>
-    <w:p>
-      <w:pPr>
-        <w:spacing w:line="360" w:lineRule="auto"/>
-        <w:jc w:val="both"/>
-        <w:rPr>
-          <w:rFonts w:ascii="Times New Roman" w:hAnsi="Times New Roman" w:cs="Times New Roman"/>
-        </w:rPr>
-      </w:pPr>
-      <w:r>
-        <w:rPr>
-          <w:rFonts w:ascii="Times New Roman" w:hAnsi="Times New Roman" w:cs="Times New Roman"/>
-        </w:rPr>
-        <w:t xml:space="preserve">In response to these challenges, researchers and industry practitioners have proposed various security solutions to enhance the protection of virtualized networks. Emerging technologies such as artificial intelligence-based intrusion detection systems, machine learning-driven threat analysis, blockchain-enabled trust management systems, confidential computing, and Zero Trust </w:t>
-      </w:r>
-      <w:r>
-        <w:rPr>
-          <w:rFonts w:ascii="Times New Roman" w:hAnsi="Times New Roman" w:cs="Times New Roman"/>
-        </w:rPr>
-        <w:lastRenderedPageBreak/>
-        <w:t xml:space="preserve">security architectures are increasingly being integrated into virtualized environments. According to </w:t>
-      </w:r>
-      <w:proofErr w:type="spellStart"/>
-      <w:r>
-        <w:rPr>
-          <w:rFonts w:ascii="Times New Roman" w:hAnsi="Times New Roman" w:cs="Times New Roman"/>
-        </w:rPr>
-        <w:t>Spiekermann</w:t>
-      </w:r>
-      <w:proofErr w:type="spellEnd"/>
-      <w:r>
-        <w:rPr>
-          <w:rFonts w:ascii="Times New Roman" w:hAnsi="Times New Roman" w:cs="Times New Roman"/>
-        </w:rPr>
-        <w:t xml:space="preserve"> </w:t>
+        <w:t xml:space="preserve">Furthermore, network virtualization has become an essential technology in emerging areas such as fifth-generation (5G) networks, edge computing, smart cities, industrial automation, and the anticipated sixth-generation (6G) communication systems. Through technologies such as network slicing, service providers can create multiple virtual networks tailored to specific user requirements while sharing the same physical infrastructure. </w:t>
+      </w:r>
+      <w:r>
+        <w:rPr>
+          <w:rFonts w:ascii="Times New Roman" w:hAnsi="Times New Roman" w:cs="Times New Roman"/>
+        </w:rPr>
+        <w:t>Domínguez-Dorado</w:t>
       </w:r>
       <w:r>
         <w:rPr>
@@ -1487,12 +1431,140 @@
           <w:i/>
           <w:iCs/>
         </w:rPr>
+        <w:t xml:space="preserve"> </w:t>
+      </w:r>
+      <w:r>
+        <w:rPr>
+          <w:rFonts w:ascii="Times New Roman" w:hAnsi="Times New Roman" w:cs="Times New Roman"/>
+          <w:i/>
+          <w:iCs/>
+        </w:rPr>
         <w:t xml:space="preserve">et al. </w:t>
       </w:r>
       <w:r>
         <w:rPr>
           <w:rFonts w:ascii="Times New Roman" w:hAnsi="Times New Roman" w:cs="Times New Roman"/>
         </w:rPr>
+        <w:t>(202</w:t>
+      </w:r>
+      <w:r>
+        <w:rPr>
+          <w:rFonts w:ascii="Times New Roman" w:hAnsi="Times New Roman" w:cs="Times New Roman"/>
+        </w:rPr>
+        <w:t>4</w:t>
+      </w:r>
+      <w:r>
+        <w:rPr>
+          <w:rFonts w:ascii="Times New Roman" w:hAnsi="Times New Roman" w:cs="Times New Roman"/>
+        </w:rPr>
+        <w:t xml:space="preserve">) emphasized that network slicing has become one of the most significant applications of network virtualization in 5G environments because it supports diverse service requirements, including </w:t>
+      </w:r>
+      <w:r>
+        <w:rPr>
+          <w:rFonts w:ascii="Times New Roman" w:hAnsi="Times New Roman" w:cs="Times New Roman"/>
+        </w:rPr>
+        <w:lastRenderedPageBreak/>
+        <w:t>ultra-low latency communications, enhanced mobile broadband, and massive machine-type communications.</w:t>
+      </w:r>
+    </w:p>
+    <w:p>
+      <w:pPr>
+        <w:spacing w:line="360" w:lineRule="auto"/>
+        <w:jc w:val="both"/>
+        <w:rPr>
+          <w:rFonts w:ascii="Times New Roman" w:hAnsi="Times New Roman" w:cs="Times New Roman"/>
+        </w:rPr>
+      </w:pPr>
+      <w:r>
+        <w:rPr>
+          <w:rFonts w:ascii="Times New Roman" w:hAnsi="Times New Roman" w:cs="Times New Roman"/>
+        </w:rPr>
+        <w:t xml:space="preserve">Despite its numerous advantages, network virtualization introduces new security challenges that differ significantly from those found in traditional network architectures. The abstraction of network functions from physical hardware creates additional attack surfaces that cybercriminals can exploit. Threats such as hypervisor compromise, virtual machine escape attacks, denial-of-service attacks, unauthorized access, side-channel attacks, and data leakage have become major concerns in virtualized environments. According to Zhang </w:t>
+      </w:r>
+      <w:r>
+        <w:rPr>
+          <w:rFonts w:ascii="Times New Roman" w:hAnsi="Times New Roman" w:cs="Times New Roman"/>
+          <w:i/>
+          <w:iCs/>
+        </w:rPr>
+        <w:t xml:space="preserve">et al. </w:t>
+      </w:r>
+      <w:r>
+        <w:rPr>
+          <w:rFonts w:ascii="Times New Roman" w:hAnsi="Times New Roman" w:cs="Times New Roman"/>
+        </w:rPr>
+        <w:t>(2024), the increasing complexity of virtualized infrastructures requires advanced security mechanisms capable of protecting virtual network functions and ensuring the integrity of virtualized resources.</w:t>
+      </w:r>
+    </w:p>
+    <w:p>
+      <w:pPr>
+        <w:spacing w:line="360" w:lineRule="auto"/>
+        <w:jc w:val="both"/>
+        <w:rPr>
+          <w:rFonts w:ascii="Times New Roman" w:hAnsi="Times New Roman" w:cs="Times New Roman"/>
+        </w:rPr>
+      </w:pPr>
+      <w:r>
+        <w:rPr>
+          <w:rFonts w:ascii="Times New Roman" w:hAnsi="Times New Roman" w:cs="Times New Roman"/>
+        </w:rPr>
+        <w:t xml:space="preserve">The centralized architecture commonly employed in SDN environments also presents unique security risks. Because SDN controllers manage network operations centrally, attackers who successfully compromise a controller may gain extensive control over the entire network infrastructure. Similarly, multi-tenant cloud environments introduce concerns regarding data isolation, privacy protection, and resource sharing among different users. </w:t>
+      </w:r>
+      <w:proofErr w:type="spellStart"/>
+      <w:r>
+        <w:rPr>
+          <w:rFonts w:ascii="Times New Roman" w:hAnsi="Times New Roman" w:cs="Times New Roman"/>
+        </w:rPr>
+        <w:t>Alnaim</w:t>
+      </w:r>
+      <w:proofErr w:type="spellEnd"/>
+      <w:r>
+        <w:rPr>
+          <w:rFonts w:ascii="Times New Roman" w:hAnsi="Times New Roman" w:cs="Times New Roman"/>
+        </w:rPr>
+        <w:t xml:space="preserve"> (2024) observed that securing virtualized networks has become one of the most critical challenges facing network administrators and cybersecurity professionals due to the growing sophistication of cyber threats targeting software-defined infrastructures.</w:t>
+      </w:r>
+    </w:p>
+    <w:p>
+      <w:pPr>
+        <w:spacing w:line="360" w:lineRule="auto"/>
+        <w:jc w:val="both"/>
+        <w:rPr>
+          <w:rFonts w:ascii="Times New Roman" w:hAnsi="Times New Roman" w:cs="Times New Roman"/>
+        </w:rPr>
+      </w:pPr>
+      <w:r>
+        <w:rPr>
+          <w:rFonts w:ascii="Times New Roman" w:hAnsi="Times New Roman" w:cs="Times New Roman"/>
+        </w:rPr>
+        <w:t xml:space="preserve">In response to these challenges, researchers and industry practitioners have proposed various security solutions to enhance the protection of virtualized networks. Emerging technologies such as artificial intelligence-based intrusion detection systems, machine learning-driven threat analysis, blockchain-enabled trust management systems, confidential computing, and Zero Trust security architectures are increasingly being integrated into virtualized environments. According to </w:t>
+      </w:r>
+      <w:proofErr w:type="spellStart"/>
+      <w:r>
+        <w:rPr>
+          <w:rFonts w:ascii="Times New Roman" w:hAnsi="Times New Roman" w:cs="Times New Roman"/>
+        </w:rPr>
+        <w:t>Spiekermann</w:t>
+      </w:r>
+      <w:proofErr w:type="spellEnd"/>
+      <w:r>
+        <w:rPr>
+          <w:rFonts w:ascii="Times New Roman" w:hAnsi="Times New Roman" w:cs="Times New Roman"/>
+        </w:rPr>
+        <w:t xml:space="preserve"> </w:t>
+      </w:r>
+      <w:r>
+        <w:rPr>
+          <w:rFonts w:ascii="Times New Roman" w:hAnsi="Times New Roman" w:cs="Times New Roman"/>
+          <w:i/>
+          <w:iCs/>
+        </w:rPr>
+        <w:t xml:space="preserve">et al. </w:t>
+      </w:r>
+      <w:r>
+        <w:rPr>
+          <w:rFonts w:ascii="Times New Roman" w:hAnsi="Times New Roman" w:cs="Times New Roman"/>
+        </w:rPr>
         <w:t xml:space="preserve">(2024), AI-driven security systems can significantly improve the detection and mitigation of cyber threats in virtualized networks by </w:t>
       </w:r>
       <w:proofErr w:type="spellStart"/>
@@ -1526,6 +1598,23 @@
     </w:p>
     <w:p>
       <w:pPr>
+        <w:rPr>
+          <w:rFonts w:ascii="Times New Roman" w:hAnsi="Times New Roman" w:cs="Times New Roman"/>
+          <w:b/>
+          <w:bCs/>
+        </w:rPr>
+      </w:pPr>
+      <w:r>
+        <w:rPr>
+          <w:rFonts w:ascii="Times New Roman" w:hAnsi="Times New Roman" w:cs="Times New Roman"/>
+          <w:b/>
+          <w:bCs/>
+        </w:rPr>
+        <w:br w:type="page"/>
+      </w:r>
+    </w:p>
+    <w:p>
+      <w:pPr>
         <w:spacing w:after="0" w:line="360" w:lineRule="auto"/>
         <w:jc w:val="both"/>
         <w:rPr>
@@ -1540,6 +1629,7 @@
           <w:b/>
           <w:bCs/>
         </w:rPr>
+        <w:lastRenderedPageBreak/>
         <w:t>Concept of Network Virtualization</w:t>
       </w:r>
     </w:p>
@@ -1586,9 +1676,9 @@
           <w:noProof/>
         </w:rPr>
         <w:drawing>
-          <wp:inline distT="0" distB="0" distL="0" distR="0" wp14:anchorId="1DF13DBD" wp14:editId="633EC14B">
-            <wp:extent cx="4824248" cy="2600199"/>
-            <wp:effectExtent l="0" t="0" r="0" b="0"/>
+          <wp:inline distT="0" distB="0" distL="0" distR="0" wp14:anchorId="1DF13DBD" wp14:editId="714602F2">
+            <wp:extent cx="5978217" cy="3222171"/>
+            <wp:effectExtent l="0" t="0" r="3810" b="0"/>
             <wp:docPr id="990713514" name="Picture 1"/>
             <wp:cNvGraphicFramePr>
               <a:graphicFrameLocks xmlns:a="http://schemas.openxmlformats.org/drawingml/2006/main" noChangeAspect="1"/>
@@ -1616,7 +1706,7 @@
                   <pic:spPr bwMode="auto">
                     <a:xfrm>
                       <a:off x="0" y="0"/>
-                      <a:ext cx="4836002" cy="2606534"/>
+                      <a:ext cx="6008244" cy="3238355"/>
                     </a:xfrm>
                     <a:prstGeom prst="rect">
                       <a:avLst/>
@@ -1678,14 +1768,7 @@
         <w:rPr>
           <w:rFonts w:ascii="Times New Roman" w:hAnsi="Times New Roman" w:cs="Times New Roman"/>
         </w:rPr>
-        <w:t xml:space="preserve">Through network virtualization, administrators can create customized network environments tailored to specific organizational, application, or user requirements while maintaining isolation between different virtual networks operating on the same physical platform. The technology provides greater flexibility in network design and management, enabling organizations to rapidly adapt to changing business needs and technological demands. According to Revathi, Elamparithi, </w:t>
-      </w:r>
-      <w:r>
-        <w:rPr>
-          <w:rFonts w:ascii="Times New Roman" w:hAnsi="Times New Roman" w:cs="Times New Roman"/>
-        </w:rPr>
-        <w:lastRenderedPageBreak/>
-        <w:t>and Anuratha (2025), network virtualization has become a fundamental component of modern cloud computing and next-generation communication networks because of its ability to improve operational efficiency and service delivery.</w:t>
+        <w:t>Through network virtualization, administrators can create customized network environments tailored to specific organizational, application, or user requirements while maintaining isolation between different virtual networks operating on the same physical platform. The technology provides greater flexibility in network design and management, enabling organizations to rapidly adapt to changing business needs and technological demands. According to Revathi, Elamparithi, and Anuratha (2025), network virtualization has become a fundamental component of modern cloud computing and next-generation communication networks because of its ability to improve operational efficiency and service delivery.</w:t>
       </w:r>
     </w:p>
     <w:p>
@@ -1719,6 +1802,7 @@
         <w:rPr>
           <w:rFonts w:ascii="Times New Roman" w:hAnsi="Times New Roman" w:cs="Times New Roman"/>
         </w:rPr>
+        <w:lastRenderedPageBreak/>
         <w:t>Improving resource utilization by maximizing the use of available hardware resources through resource sharing and dynamic allocation.</w:t>
       </w:r>
     </w:p>
@@ -1942,14 +2026,7 @@
         <w:rPr>
           <w:rFonts w:ascii="Times New Roman" w:hAnsi="Times New Roman" w:cs="Times New Roman"/>
         </w:rPr>
-        <w:t xml:space="preserve"> Internal network virtualization has become increasingly important in modern enterprise environments because it allows organizations to optimize the utilization of existing network resources while maintaining strict control over data traffic and access policies. By creating separate virtual network segments for different departments such as finance, human resources, and administration, organizations can </w:t>
-      </w:r>
-      <w:r>
-        <w:rPr>
-          <w:rFonts w:ascii="Times New Roman" w:hAnsi="Times New Roman" w:cs="Times New Roman"/>
-        </w:rPr>
-        <w:lastRenderedPageBreak/>
-        <w:t xml:space="preserve">enhance security, reduce network congestion, and improve overall performance. According to Revathi </w:t>
+        <w:t xml:space="preserve"> Internal network virtualization has become increasingly important in modern enterprise environments because it allows organizations to optimize the utilization of existing network resources while maintaining strict control over data traffic and access policies. By creating separate virtual network segments for different departments such as finance, human resources, and administration, organizations can enhance security, reduce network congestion, and improve overall performance. According to Revathi </w:t>
       </w:r>
       <w:r>
         <w:rPr>
@@ -2007,10 +2084,11 @@
           <w:rFonts w:ascii="Times New Roman" w:hAnsi="Times New Roman" w:cs="Times New Roman"/>
           <w:noProof/>
         </w:rPr>
+        <w:lastRenderedPageBreak/>
         <w:drawing>
-          <wp:inline distT="0" distB="0" distL="0" distR="0" wp14:anchorId="7F3EA07F" wp14:editId="0A79105C">
-            <wp:extent cx="4572000" cy="2631368"/>
-            <wp:effectExtent l="0" t="0" r="0" b="0"/>
+          <wp:inline distT="0" distB="0" distL="0" distR="0" wp14:anchorId="7F3EA07F" wp14:editId="60F9AD05">
+            <wp:extent cx="5976800" cy="3439886"/>
+            <wp:effectExtent l="0" t="0" r="5080" b="8255"/>
             <wp:docPr id="307339806" name="Picture 2"/>
             <wp:cNvGraphicFramePr>
               <a:graphicFrameLocks xmlns:a="http://schemas.openxmlformats.org/drawingml/2006/main" noChangeAspect="1"/>
@@ -2038,7 +2116,7 @@
                   <pic:spPr bwMode="auto">
                     <a:xfrm>
                       <a:off x="0" y="0"/>
-                      <a:ext cx="4579723" cy="2635813"/>
+                      <a:ext cx="6002422" cy="3454632"/>
                     </a:xfrm>
                     <a:prstGeom prst="rect">
                       <a:avLst/>
@@ -2268,9 +2346,9 @@
         </w:rPr>
         <w:lastRenderedPageBreak/>
         <w:drawing>
-          <wp:inline distT="0" distB="0" distL="0" distR="0" wp14:anchorId="0C55DD88" wp14:editId="050CBED7">
-            <wp:extent cx="4927215" cy="1981046"/>
-            <wp:effectExtent l="0" t="0" r="6985" b="635"/>
+          <wp:inline distT="0" distB="0" distL="0" distR="0" wp14:anchorId="0C55DD88" wp14:editId="3808085F">
+            <wp:extent cx="6245233" cy="2510971"/>
+            <wp:effectExtent l="0" t="0" r="3175" b="3810"/>
             <wp:docPr id="858664711" name="Picture 3"/>
             <wp:cNvGraphicFramePr>
               <a:graphicFrameLocks xmlns:a="http://schemas.openxmlformats.org/drawingml/2006/main" noChangeAspect="1"/>
@@ -2298,7 +2376,7 @@
                   <pic:spPr bwMode="auto">
                     <a:xfrm>
                       <a:off x="0" y="0"/>
-                      <a:ext cx="4940477" cy="1986378"/>
+                      <a:ext cx="6274183" cy="2522611"/>
                     </a:xfrm>
                     <a:prstGeom prst="rect">
                       <a:avLst/>
@@ -2760,6 +2838,23 @@
     </w:p>
     <w:p>
       <w:pPr>
+        <w:rPr>
+          <w:rFonts w:ascii="Times New Roman" w:hAnsi="Times New Roman" w:cs="Times New Roman"/>
+          <w:b/>
+          <w:bCs/>
+        </w:rPr>
+      </w:pPr>
+      <w:r>
+        <w:rPr>
+          <w:rFonts w:ascii="Times New Roman" w:hAnsi="Times New Roman" w:cs="Times New Roman"/>
+          <w:b/>
+          <w:bCs/>
+        </w:rPr>
+        <w:br w:type="page"/>
+      </w:r>
+    </w:p>
+    <w:p>
+      <w:pPr>
         <w:spacing w:after="0" w:line="360" w:lineRule="auto"/>
         <w:jc w:val="both"/>
         <w:rPr>
@@ -2774,6 +2869,7 @@
           <w:b/>
           <w:bCs/>
         </w:rPr>
+        <w:lastRenderedPageBreak/>
         <w:t>Benefits include:</w:t>
       </w:r>
     </w:p>
@@ -2831,7 +2927,6 @@
         <w:rPr>
           <w:rFonts w:ascii="Times New Roman" w:hAnsi="Times New Roman" w:cs="Times New Roman"/>
         </w:rPr>
-        <w:lastRenderedPageBreak/>
         <w:t xml:space="preserve">Improved scalability. </w:t>
       </w:r>
     </w:p>
@@ -2970,32 +3065,18 @@
         </w:rPr>
         <w:t>.</w:t>
       </w:r>
-    </w:p>
-    <w:p>
-      <w:pPr>
-        <w:spacing w:line="360" w:lineRule="auto"/>
-        <w:jc w:val="both"/>
-        <w:rPr>
-          <w:rFonts w:ascii="Times New Roman" w:hAnsi="Times New Roman" w:cs="Times New Roman"/>
-        </w:rPr>
-      </w:pPr>
+      <w:r>
+        <w:rPr>
+          <w:rFonts w:ascii="Times New Roman" w:hAnsi="Times New Roman" w:cs="Times New Roman"/>
+        </w:rPr>
+        <w:t xml:space="preserve"> </w:t>
+      </w:r>
       <w:r>
         <w:rPr>
           <w:rFonts w:ascii="Times New Roman" w:hAnsi="Times New Roman" w:cs="Times New Roman"/>
         </w:rPr>
         <w:t xml:space="preserve">NFV significantly reduces infrastructure costs while improving service agility. </w:t>
       </w:r>
-    </w:p>
-    <w:p>
-      <w:pPr>
-        <w:spacing w:line="360" w:lineRule="auto"/>
-        <w:jc w:val="both"/>
-        <w:rPr>
-          <w:rFonts w:ascii="Times New Roman" w:hAnsi="Times New Roman" w:cs="Times New Roman"/>
-          <w:b/>
-          <w:bCs/>
-        </w:rPr>
-      </w:pPr>
     </w:p>
     <w:p>
       <w:pPr>
@@ -3441,15 +3522,6 @@
         <w:jc w:val="both"/>
         <w:rPr>
           <w:rFonts w:ascii="Times New Roman" w:hAnsi="Times New Roman" w:cs="Times New Roman"/>
-        </w:rPr>
-      </w:pPr>
-    </w:p>
-    <w:p>
-      <w:pPr>
-        <w:spacing w:line="360" w:lineRule="auto"/>
-        <w:jc w:val="both"/>
-        <w:rPr>
-          <w:rFonts w:ascii="Times New Roman" w:hAnsi="Times New Roman" w:cs="Times New Roman"/>
           <w:b/>
           <w:bCs/>
         </w:rPr>
@@ -3892,7 +3964,6 @@
           <w:b/>
           <w:bCs/>
         </w:rPr>
-        <w:lastRenderedPageBreak/>
         <w:t>Future of Network Virtualization</w:t>
       </w:r>
     </w:p>
@@ -3927,6 +3998,7 @@
         <w:rPr>
           <w:rFonts w:ascii="Times New Roman" w:hAnsi="Times New Roman" w:cs="Times New Roman"/>
         </w:rPr>
+        <w:lastRenderedPageBreak/>
         <w:t xml:space="preserve">5G Networks </w:t>
       </w:r>
     </w:p>
@@ -4046,8 +4118,18 @@
         <w:jc w:val="both"/>
         <w:rPr>
           <w:rFonts w:ascii="Times New Roman" w:hAnsi="Times New Roman" w:cs="Times New Roman"/>
-        </w:rPr>
-      </w:pPr>
+          <w:b/>
+          <w:bCs/>
+        </w:rPr>
+      </w:pPr>
+      <w:r>
+        <w:rPr>
+          <w:rFonts w:ascii="Times New Roman" w:hAnsi="Times New Roman" w:cs="Times New Roman"/>
+          <w:b/>
+          <w:bCs/>
+        </w:rPr>
+        <w:t>Conclusion</w:t>
+      </w:r>
     </w:p>
     <w:p>
       <w:pPr>
@@ -4055,25 +4137,6 @@
         <w:jc w:val="both"/>
         <w:rPr>
           <w:rFonts w:ascii="Times New Roman" w:hAnsi="Times New Roman" w:cs="Times New Roman"/>
-          <w:b/>
-          <w:bCs/>
-        </w:rPr>
-      </w:pPr>
-      <w:r>
-        <w:rPr>
-          <w:rFonts w:ascii="Times New Roman" w:hAnsi="Times New Roman" w:cs="Times New Roman"/>
-          <w:b/>
-          <w:bCs/>
-        </w:rPr>
-        <w:t>CONCLUSION</w:t>
-      </w:r>
-    </w:p>
-    <w:p>
-      <w:pPr>
-        <w:spacing w:line="360" w:lineRule="auto"/>
-        <w:jc w:val="both"/>
-        <w:rPr>
-          <w:rFonts w:ascii="Times New Roman" w:hAnsi="Times New Roman" w:cs="Times New Roman"/>
         </w:rPr>
       </w:pPr>
       <w:r>
@@ -4085,8 +4148,6 @@
     </w:p>
     <w:p>
       <w:pPr>
-        <w:spacing w:line="360" w:lineRule="auto"/>
-        <w:jc w:val="both"/>
         <w:rPr>
           <w:rFonts w:ascii="Times New Roman" w:hAnsi="Times New Roman" w:cs="Times New Roman"/>
           <w:b/>
@@ -4134,14 +4195,7 @@
         <w:rPr>
           <w:rFonts w:ascii="Times New Roman" w:hAnsi="Times New Roman" w:cs="Times New Roman"/>
         </w:rPr>
-        <w:t xml:space="preserve">Organizations adopting network virtualization should deploy comprehensive security frameworks that incorporate firewalls, intrusion detection and prevention systems (IDPS), </w:t>
-      </w:r>
-      <w:r>
-        <w:rPr>
-          <w:rFonts w:ascii="Times New Roman" w:hAnsi="Times New Roman" w:cs="Times New Roman"/>
-        </w:rPr>
-        <w:lastRenderedPageBreak/>
-        <w:t>encryption technologies, and access control mechanisms to protect virtualized network environments from cyber threats.</w:t>
+        <w:t>Organizations adopting network virtualization should deploy comprehensive security frameworks that incorporate firewalls, intrusion detection and prevention systems (IDPS), encryption technologies, and access control mechanisms to protect virtualized network environments from cyber threats.</w:t>
       </w:r>
     </w:p>
     <w:p>
@@ -4181,6 +4235,7 @@
         <w:rPr>
           <w:rFonts w:ascii="Times New Roman" w:hAnsi="Times New Roman" w:cs="Times New Roman"/>
         </w:rPr>
+        <w:lastRenderedPageBreak/>
         <w:t>Hypervisors, virtual machines, virtual network functions, and network management platforms should be regularly updated and patched to address known vulnerabilities and reduce the likelihood of successful cyberattacks.</w:t>
       </w:r>
     </w:p>
@@ -4308,6 +4363,36 @@
     </w:p>
     <w:p>
       <w:pPr>
+        <w:spacing w:line="360" w:lineRule="auto"/>
+        <w:ind w:left="720" w:hanging="720"/>
+        <w:jc w:val="both"/>
+        <w:rPr>
+          <w:rFonts w:ascii="Times New Roman" w:hAnsi="Times New Roman" w:cs="Times New Roman"/>
+        </w:rPr>
+      </w:pPr>
+      <w:r>
+        <w:rPr>
+          <w:rFonts w:ascii="Times New Roman" w:hAnsi="Times New Roman" w:cs="Times New Roman"/>
+        </w:rPr>
+        <w:t xml:space="preserve">Ahmed, M., Hassan, R., &amp; Ibrahim, A. (2025). Security challenges and mitigation strategies in virtualized network environments. </w:t>
+      </w:r>
+      <w:r>
+        <w:rPr>
+          <w:rFonts w:ascii="Times New Roman" w:hAnsi="Times New Roman" w:cs="Times New Roman"/>
+          <w:i/>
+          <w:iCs/>
+        </w:rPr>
+        <w:t>Journal of Network and Systems Management, 33</w:t>
+      </w:r>
+      <w:r>
+        <w:rPr>
+          <w:rFonts w:ascii="Times New Roman" w:hAnsi="Times New Roman" w:cs="Times New Roman"/>
+        </w:rPr>
+        <w:t>(1), 1–22.</w:t>
+      </w:r>
+    </w:p>
+    <w:p>
+      <w:pPr>
         <w:spacing w:line="240" w:lineRule="auto"/>
         <w:ind w:left="720" w:hanging="720"/>
         <w:jc w:val="both"/>
@@ -4486,6 +4571,96 @@
     </w:p>
     <w:p>
       <w:pPr>
+        <w:spacing w:line="360" w:lineRule="auto"/>
+        <w:ind w:left="720" w:hanging="720"/>
+        <w:jc w:val="both"/>
+        <w:rPr>
+          <w:rFonts w:ascii="Times New Roman" w:hAnsi="Times New Roman" w:cs="Times New Roman"/>
+        </w:rPr>
+      </w:pPr>
+      <w:r>
+        <w:rPr>
+          <w:rFonts w:ascii="Times New Roman" w:hAnsi="Times New Roman" w:cs="Times New Roman"/>
+        </w:rPr>
+        <w:t xml:space="preserve">Kaur, H., &amp; Kaur, G. (2023). Software-defined networking and network function virtualization: A comprehensive review. </w:t>
+      </w:r>
+      <w:r>
+        <w:rPr>
+          <w:rFonts w:ascii="Times New Roman" w:hAnsi="Times New Roman" w:cs="Times New Roman"/>
+          <w:i/>
+          <w:iCs/>
+        </w:rPr>
+        <w:t>Journal of Network and Computer Applications, 223</w:t>
+      </w:r>
+      <w:r>
+        <w:rPr>
+          <w:rFonts w:ascii="Times New Roman" w:hAnsi="Times New Roman" w:cs="Times New Roman"/>
+        </w:rPr>
+        <w:t>, 103745.</w:t>
+      </w:r>
+    </w:p>
+    <w:p>
+      <w:pPr>
+        <w:spacing w:line="360" w:lineRule="auto"/>
+        <w:ind w:left="720" w:hanging="720"/>
+        <w:jc w:val="both"/>
+        <w:rPr>
+          <w:rFonts w:ascii="Times New Roman" w:hAnsi="Times New Roman" w:cs="Times New Roman"/>
+        </w:rPr>
+      </w:pPr>
+      <w:r>
+        <w:rPr>
+          <w:rFonts w:ascii="Times New Roman" w:hAnsi="Times New Roman" w:cs="Times New Roman"/>
+        </w:rPr>
+        <w:t xml:space="preserve">Khan, M. A., Ullah, I., &amp; Lee, S. (2024). Software-defined networking and network virtualization for next-generation communication systems. </w:t>
+      </w:r>
+      <w:r>
+        <w:rPr>
+          <w:rFonts w:ascii="Times New Roman" w:hAnsi="Times New Roman" w:cs="Times New Roman"/>
+          <w:i/>
+          <w:iCs/>
+        </w:rPr>
+        <w:t>IEEE Access, 12</w:t>
+      </w:r>
+      <w:r>
+        <w:rPr>
+          <w:rFonts w:ascii="Times New Roman" w:hAnsi="Times New Roman" w:cs="Times New Roman"/>
+        </w:rPr>
+        <w:t>, 48512–48535.</w:t>
+      </w:r>
+    </w:p>
+    <w:p>
+      <w:pPr>
+        <w:spacing w:line="360" w:lineRule="auto"/>
+        <w:ind w:left="720" w:hanging="720"/>
+        <w:jc w:val="both"/>
+        <w:rPr>
+          <w:rFonts w:ascii="Times New Roman" w:hAnsi="Times New Roman" w:cs="Times New Roman"/>
+        </w:rPr>
+      </w:pPr>
+      <w:r>
+        <w:rPr>
+          <w:rFonts w:ascii="Times New Roman" w:hAnsi="Times New Roman" w:cs="Times New Roman"/>
+        </w:rPr>
+        <w:t xml:space="preserve">Raza, M., Ali, S., Hussain, F., &amp; Ahmad, T. (2024). Performance optimization and security in network virtualization: Current trends and future directions. </w:t>
+      </w:r>
+      <w:r>
+        <w:rPr>
+          <w:rFonts w:ascii="Times New Roman" w:hAnsi="Times New Roman" w:cs="Times New Roman"/>
+          <w:i/>
+          <w:iCs/>
+        </w:rPr>
+        <w:t>Future Internet, 16</w:t>
+      </w:r>
+      <w:r>
+        <w:rPr>
+          <w:rFonts w:ascii="Times New Roman" w:hAnsi="Times New Roman" w:cs="Times New Roman"/>
+        </w:rPr>
+        <w:t>(2), 58.</w:t>
+      </w:r>
+    </w:p>
+    <w:p>
+      <w:pPr>
         <w:spacing w:line="240" w:lineRule="auto"/>
         <w:ind w:left="720" w:hanging="720"/>
         <w:jc w:val="both"/>
@@ -4526,8 +4701,15 @@
       <w:r>
         <w:rPr>
           <w:rFonts w:ascii="Times New Roman" w:hAnsi="Times New Roman" w:cs="Times New Roman"/>
-        </w:rPr>
-        <w:t xml:space="preserve">Spiekermann, D., Eggendorfer, T., &amp; Keller, J. (2024). Deep learning for network intrusion detection in virtual networks. </w:t>
+          <w:lang w:val="de-DE"/>
+        </w:rPr>
+        <w:t xml:space="preserve">Spiekermann, D., Eggendorfer, T., &amp; Keller, J. (2024). </w:t>
+      </w:r>
+      <w:r>
+        <w:rPr>
+          <w:rFonts w:ascii="Times New Roman" w:hAnsi="Times New Roman" w:cs="Times New Roman"/>
+        </w:rPr>
+        <w:t xml:space="preserve">Deep learning for network intrusion detection in virtual networks. </w:t>
       </w:r>
       <w:r>
         <w:rPr>
@@ -4543,15 +4725,6 @@
         </w:rPr>
         <w:t xml:space="preserve">(18), 3617. </w:t>
       </w:r>
-      <w:hyperlink r:id="rId11" w:tgtFrame="_new" w:history="1">
-        <w:r>
-          <w:rPr>
-            <w:rStyle w:val="Hyperlink"/>
-            <w:rFonts w:ascii="Times New Roman" w:hAnsi="Times New Roman" w:cs="Times New Roman"/>
-          </w:rPr>
-          <w:t>https://doi.org/10.3390/electronics13183617</w:t>
-        </w:r>
-      </w:hyperlink>
     </w:p>
     <w:p>
       <w:pPr>
@@ -4565,8 +4738,15 @@
       <w:r>
         <w:rPr>
           <w:rFonts w:ascii="Times New Roman" w:hAnsi="Times New Roman" w:cs="Times New Roman"/>
-        </w:rPr>
-        <w:t xml:space="preserve">Yazidi, M., Alghamdi, A., &amp; Alharbi, F. (2024). A multi-layered defence strategy against DDoS attacks in SDN/NFV-based 5G mobile networks. </w:t>
+          <w:lang w:val="de-DE"/>
+        </w:rPr>
+        <w:t xml:space="preserve">Yazidi, M., Alghamdi, A., &amp; Alharbi, F. (2024). </w:t>
+      </w:r>
+      <w:r>
+        <w:rPr>
+          <w:rFonts w:ascii="Times New Roman" w:hAnsi="Times New Roman" w:cs="Times New Roman"/>
+        </w:rPr>
+        <w:t xml:space="preserve">A multi-layered defence strategy against DDoS attacks in SDN/NFV-based 5G mobile networks. </w:t>
       </w:r>
       <w:r>
         <w:rPr>
@@ -4595,8 +4775,15 @@
       <w:r>
         <w:rPr>
           <w:rFonts w:ascii="Times New Roman" w:hAnsi="Times New Roman" w:cs="Times New Roman"/>
-        </w:rPr>
-        <w:t xml:space="preserve">Zhang, X., Wang, Y., &amp; Liu, H. (2024). TVRAVNF: An efficient low-cost TEE-based virtual remote attestation scheme for virtual network functions. </w:t>
+          <w:lang w:val="de-DE"/>
+        </w:rPr>
+        <w:t xml:space="preserve">Zhang, X., Wang, Y., &amp; Liu, H. (2024). </w:t>
+      </w:r>
+      <w:r>
+        <w:rPr>
+          <w:rFonts w:ascii="Times New Roman" w:hAnsi="Times New Roman" w:cs="Times New Roman"/>
+        </w:rPr>
+        <w:t xml:space="preserve">TVRAVNF: An efficient low-cost TEE-based virtual remote attestation scheme for virtual network functions. </w:t>
       </w:r>
       <w:r>
         <w:rPr>
@@ -10384,7 +10571,6 @@
   <w:style w:type="character" w:default="1" w:styleId="DefaultParagraphFont">
     <w:name w:val="Default Paragraph Font"/>
     <w:uiPriority w:val="1"/>
-    <w:semiHidden/>
     <w:unhideWhenUsed/>
   </w:style>
   <w:style w:type="table" w:default="1" w:styleId="TableNormal">

--- a/CS SEMINAR/CS SEMINAR/NETWORK VIRTUALIZATION AND SECURITY.docx
+++ b/CS SEMINAR/CS SEMINAR/NETWORK VIRTUALIZATION AND SECURITY.docx
@@ -1,6 +1,6 @@
 
 <file path=word/document.xml><?xml version="1.0" encoding="utf-8"?>
-<w:document xmlns:wpc="http://schemas.microsoft.com/office/word/2010/wordprocessingCanvas" xmlns:cx="http://schemas.microsoft.com/office/drawing/2014/chartex" xmlns:cx1="http://schemas.microsoft.com/office/drawing/2015/9/8/chartex" xmlns:cx2="http://schemas.microsoft.com/office/drawing/2015/10/21/chartex" xmlns:cx3="http://schemas.microsoft.com/office/drawing/2016/5/9/chartex" xmlns:cx4="http://schemas.microsoft.com/office/drawing/2016/5/10/chartex" xmlns:cx5="http://schemas.microsoft.com/office/drawing/2016/5/11/chartex" xmlns:cx6="http://schemas.microsoft.com/office/drawing/2016/5/12/chartex" xmlns:cx7="http://schemas.microsoft.com/office/drawing/2016/5/13/chartex" xmlns:cx8="http://schemas.microsoft.com/office/drawing/2016/5/14/chartex" xmlns:mc="http://schemas.openxmlformats.org/markup-compatibility/2006" xmlns:aink="http://schemas.microsoft.com/office/drawing/2016/ink" xmlns:am3d="http://schemas.microsoft.com/office/drawing/2017/model3d" xmlns:o="urn:schemas-microsoft-com:office:office" xmlns:oel="http://schemas.microsoft.com/office/2019/extlst" xmlns:r="http://schemas.openxmlformats.org/officeDocument/2006/relationships" xmlns:m="http://schemas.openxmlformats.org/officeDocument/2006/math" xmlns:v="urn:schemas-microsoft-com:vml" xmlns:wp14="http://schemas.microsoft.com/office/word/2010/wordprocessingDrawing" xmlns:wp="http://schemas.openxmlformats.org/drawingml/2006/wordprocessingDrawing" xmlns:w10="urn:schemas-microsoft-com:office:word" xmlns:w="http://schemas.openxmlformats.org/wordprocessingml/2006/main" xmlns:w14="http://schemas.microsoft.com/office/word/2010/wordml" xmlns:w15="http://schemas.microsoft.com/office/word/2012/wordml" xmlns:w16cex="http://schemas.microsoft.com/office/word/2018/wordml/cex" xmlns:w16cid="http://schemas.microsoft.com/office/word/2016/wordml/cid" xmlns:w16="http://schemas.microsoft.com/office/word/2018/wordml" xmlns:w16du="http://schemas.microsoft.com/office/word/2023/wordml/word16du" xmlns:w16sdtdh="http://schemas.microsoft.com/office/word/2020/wordml/sdtdatahash" xmlns:w16sdtfl="http://schemas.microsoft.com/office/word/2024/wordml/sdtformatlock" xmlns:w16se="http://schemas.microsoft.com/office/word/2015/wordml/symex" xmlns:wpg="http://schemas.microsoft.com/office/word/2010/wordprocessingGroup" xmlns:wpi="http://schemas.microsoft.com/office/word/2010/wordprocessingInk" xmlns:wne="http://schemas.microsoft.com/office/word/2006/wordml" xmlns:wps="http://schemas.microsoft.com/office/word/2010/wordprocessingShape" mc:Ignorable="w14 w15 w16se w16cid w16 w16cex w16sdtdh w16sdtfl w16du wp14">
+<w:document xmlns:wpc="http://schemas.microsoft.com/office/word/2010/wordprocessingCanvas" xmlns:cx="http://schemas.microsoft.com/office/drawing/2014/chartex" xmlns:cx1="http://schemas.microsoft.com/office/drawing/2015/9/8/chartex" xmlns:cx2="http://schemas.microsoft.com/office/drawing/2015/10/21/chartex" xmlns:cx3="http://schemas.microsoft.com/office/drawing/2016/5/9/chartex" xmlns:cx4="http://schemas.microsoft.com/office/drawing/2016/5/10/chartex" xmlns:cx5="http://schemas.microsoft.com/office/drawing/2016/5/11/chartex" xmlns:cx6="http://schemas.microsoft.com/office/drawing/2016/5/12/chartex" xmlns:cx7="http://schemas.microsoft.com/office/drawing/2016/5/13/chartex" xmlns:cx8="http://schemas.microsoft.com/office/drawing/2016/5/14/chartex" xmlns:mc="http://schemas.openxmlformats.org/markup-compatibility/2006" xmlns:aink="http://schemas.microsoft.com/office/drawing/2016/ink" xmlns:am3d="http://schemas.microsoft.com/office/drawing/2017/model3d" xmlns:o="urn:schemas-microsoft-com:office:office" xmlns:oel="http://schemas.microsoft.com/office/2019/extlst" xmlns:r="http://schemas.openxmlformats.org/officeDocument/2006/relationships" xmlns:m="http://schemas.openxmlformats.org/officeDocument/2006/math" xmlns:v="urn:schemas-microsoft-com:vml" xmlns:wp14="http://schemas.microsoft.com/office/word/2010/wordprocessingDrawing" xmlns:wp="http://schemas.openxmlformats.org/drawingml/2006/wordprocessingDrawing" xmlns:w10="urn:schemas-microsoft-com:office:word" xmlns:w="http://schemas.openxmlformats.org/wordprocessingml/2006/main" xmlns:w14="http://schemas.microsoft.com/office/word/2010/wordml" xmlns:w15="http://schemas.microsoft.com/office/word/2012/wordml" xmlns:w16cei="http://schemas.microsoft.com/office/word/2026/wordml/cei" xmlns:w16cex="http://schemas.microsoft.com/office/word/2018/wordml/cex" xmlns:w16cid="http://schemas.microsoft.com/office/word/2016/wordml/cid" xmlns:w16="http://schemas.microsoft.com/office/word/2018/wordml" xmlns:w16du="http://schemas.microsoft.com/office/word/2023/wordml/word16du" xmlns:w16sdtdh="http://schemas.microsoft.com/office/word/2020/wordml/sdtdatahash" xmlns:w16sdtfl="http://schemas.microsoft.com/office/word/2024/wordml/sdtformatlock" xmlns:w16se="http://schemas.microsoft.com/office/word/2015/wordml/symex" xmlns:wpg="http://schemas.microsoft.com/office/word/2010/wordprocessingGroup" xmlns:wpi="http://schemas.microsoft.com/office/word/2010/wordprocessingInk" xmlns:wne="http://schemas.microsoft.com/office/word/2006/wordml" xmlns:wps="http://schemas.microsoft.com/office/word/2010/wordprocessingShape" mc:Ignorable="w14 w15 w16se w16cid w16 w16cex w16sdtdh w16sdtfl w16du wp14">
   <w:body>
     <w:p>
       <w:pPr>
@@ -20,16 +20,6 @@
         </w:rPr>
         <w:t>NETWORK VIRTUALIZATION AND SECURITY</w:t>
       </w:r>
-    </w:p>
-    <w:p>
-      <w:pPr>
-        <w:spacing w:after="0"/>
-        <w:jc w:val="center"/>
-        <w:rPr>
-          <w:rFonts w:ascii="Times New Roman" w:hAnsi="Times New Roman" w:cs="Times New Roman"/>
-          <w:b/>
-        </w:rPr>
-      </w:pPr>
     </w:p>
     <w:p>
       <w:pPr>
@@ -458,7 +448,7 @@
           <w:b/>
           <w:caps/>
         </w:rPr>
-        <w:t>JULY</w:t>
+        <w:t>AUGUST</w:t>
       </w:r>
       <w:r>
         <w:rPr>
@@ -500,12 +490,6 @@
           <w:docGrid w:linePitch="360"/>
         </w:sectPr>
       </w:pPr>
-      <w:r>
-        <w:rPr>
-          <w:rFonts w:ascii="Times New Roman" w:hAnsi="Times New Roman" w:cs="Times New Roman"/>
-        </w:rPr>
-        <w:br w:type="page"/>
-      </w:r>
     </w:p>
     <w:p>
       <w:pPr>
@@ -994,7 +978,7 @@
           <w:b/>
           <w:caps/>
         </w:rPr>
-        <w:t>JULY</w:t>
+        <w:t>AUGUST</w:t>
       </w:r>
       <w:r>
         <w:rPr>
@@ -1067,25 +1051,7 @@
           <w:i/>
           <w:iCs/>
         </w:rPr>
-        <w:t xml:space="preserve">Network virtualization has emerged as one of the most transformative technologies in modern computer networking. It enables the creation of multiple virtual networks on a shared physical infrastructure, allowing organizations to improve resource utilization, scalability, flexibility, and operational efficiency. Technologies such as Software-Defined Networking (SDN), Network Function Virtualization (NFV), cloud computing, and network slicing have significantly accelerated the adoption of network virtualization across enterprises, data </w:t>
-      </w:r>
-      <w:proofErr w:type="spellStart"/>
-      <w:r>
-        <w:rPr>
-          <w:rFonts w:ascii="Times New Roman" w:hAnsi="Times New Roman" w:cs="Times New Roman"/>
-          <w:i/>
-          <w:iCs/>
-        </w:rPr>
-        <w:t>centers</w:t>
-      </w:r>
-      <w:proofErr w:type="spellEnd"/>
-      <w:r>
-        <w:rPr>
-          <w:rFonts w:ascii="Times New Roman" w:hAnsi="Times New Roman" w:cs="Times New Roman"/>
-          <w:i/>
-          <w:iCs/>
-        </w:rPr>
-        <w:t xml:space="preserve">, telecommunications networks, and cloud environments. Despite its numerous advantages, network virtualization introduces unique security challenges, including hypervisor attacks, virtual machine escape, unauthorized access, denial-of-service attacks, data leakage, and vulnerabilities associated with multi-tenancy environments. This seminar article examines the concept of network virtualization, its architectures, benefits, security challenges, threats, and mitigation strategies. It further explores emerging trends such as artificial intelligence-driven security, zero-trust architectures, and secure virtualization frameworks for future networks. Recent scholarly literature demonstrates that while network virtualization enhances network agility and cost efficiency, robust security mechanisms are essential for protecting virtualized infrastructures from evolving cyber threats. </w:t>
+        <w:t xml:space="preserve">Network virtualization has emerged as one of the most transformative technologies in modern computer networking. It enables the creation of multiple virtual networks on a shared physical infrastructure, allowing organizations to improve resource utilization, scalability, flexibility, and operational efficiency. Technologies such as Software-Defined Networking (SDN), Network Function Virtualization (NFV), cloud computing, and network slicing have significantly accelerated the adoption of network virtualization across enterprises, data centers, telecommunications networks, and cloud environments. Despite its numerous advantages, network virtualization introduces unique security challenges, including hypervisor attacks, virtual machine escape, unauthorized access, denial-of-service attacks, data leakage, and vulnerabilities associated with multi-tenancy environments. This seminar article examines the concept of network virtualization, its architectures, benefits, security challenges, threats, and mitigation strategies. It further explores emerging trends such as artificial intelligence-driven security, zero-trust architectures, and secure virtualization frameworks for future networks. Recent scholarly literature demonstrates that while network virtualization enhances network agility and cost efficiency, robust security mechanisms are essential for protecting virtualized infrastructures from evolving cyber threats. </w:t>
       </w:r>
     </w:p>
     <w:p>
@@ -1172,21 +1138,7 @@
         <w:rPr>
           <w:rFonts w:ascii="Times New Roman" w:hAnsi="Times New Roman" w:cs="Times New Roman"/>
         </w:rPr>
-        <w:t xml:space="preserve">The rapid advancement of Information and Communication Technology (ICT) has transformed the way organizations design, manage, and utilize network infrastructures. The increasing adoption of cloud computing, Internet of Things (IoT), artificial intelligence (AI), big data analytics, and mobile communication technologies has generated unprecedented demands for scalable, flexible, and efficient network systems. Traditional networking architectures, which rely heavily on dedicated hardware devices such as routers, switches, firewalls, and load balancers, often struggle to meet these dynamic requirements. According to </w:t>
-      </w:r>
-      <w:proofErr w:type="spellStart"/>
-      <w:r>
-        <w:rPr>
-          <w:rFonts w:ascii="Times New Roman" w:hAnsi="Times New Roman" w:cs="Times New Roman"/>
-        </w:rPr>
-        <w:t>Alnaim</w:t>
-      </w:r>
-      <w:proofErr w:type="spellEnd"/>
-      <w:r>
-        <w:rPr>
-          <w:rFonts w:ascii="Times New Roman" w:hAnsi="Times New Roman" w:cs="Times New Roman"/>
-        </w:rPr>
-        <w:t xml:space="preserve"> (2024), conventional network infrastructures are characterized by limited flexibility, high operational costs, and complex management processes, making them less suitable for modern digital environments.</w:t>
+        <w:t>The rapid advancement of Information and Communication Technology (ICT) has transformed the way organizations design, manage, and utilize network infrastructures. The increasing adoption of cloud computing, Internet of Things (IoT), artificial intelligence (AI), big data analytics, and mobile communication technologies has generated unprecedented demands for scalable, flexible, and efficient network systems. Traditional networking architectures, which rely heavily on dedicated hardware devices such as routers, switches, firewalls, and load balancers, often struggle to meet these dynamic requirements. According to Alnaim (2024), conventional network infrastructures are characterized by limited flexibility, high operational costs, and complex management processes, making them less suitable for modern digital environments.</w:t>
       </w:r>
     </w:p>
     <w:p>
@@ -1215,35 +1167,7 @@
         <w:rPr>
           <w:rFonts w:ascii="Times New Roman" w:hAnsi="Times New Roman" w:cs="Times New Roman"/>
         </w:rPr>
-        <w:t xml:space="preserve">(2025) noted that network virtualization has become a critical component of next-generation communication systems because it allows organizations to dynamically allocate resources, automate network management, and rapidly deploy new services without extensive hardware modifications. The concept of network virtualization is closely associated with the evolution of cloud computing and data </w:t>
-      </w:r>
-      <w:proofErr w:type="spellStart"/>
-      <w:r>
-        <w:rPr>
-          <w:rFonts w:ascii="Times New Roman" w:hAnsi="Times New Roman" w:cs="Times New Roman"/>
-        </w:rPr>
-        <w:t>center</w:t>
-      </w:r>
-      <w:proofErr w:type="spellEnd"/>
-      <w:r>
-        <w:rPr>
-          <w:rFonts w:ascii="Times New Roman" w:hAnsi="Times New Roman" w:cs="Times New Roman"/>
-        </w:rPr>
-        <w:t xml:space="preserve"> technologies. As organizations increasingly migrate applications and services to cloud environments, the need for flexible and software-driven networking solutions has become more evident. Network virtualization allows cloud service providers to create isolated virtual networks for different users while utilizing the same physical infrastructure. According to </w:t>
-      </w:r>
-      <w:proofErr w:type="spellStart"/>
-      <w:r>
-        <w:rPr>
-          <w:rFonts w:ascii="Times New Roman" w:hAnsi="Times New Roman" w:cs="Times New Roman"/>
-        </w:rPr>
-        <w:t>Jmila</w:t>
-      </w:r>
-      <w:proofErr w:type="spellEnd"/>
-      <w:r>
-        <w:rPr>
-          <w:rFonts w:ascii="Times New Roman" w:hAnsi="Times New Roman" w:cs="Times New Roman"/>
-        </w:rPr>
-        <w:t xml:space="preserve"> </w:t>
+        <w:t xml:space="preserve">(2025) noted that network virtualization has become a critical component of next-generation communication systems because it allows organizations to dynamically allocate resources, automate network management, and rapidly deploy new services without extensive hardware modifications. The concept of network virtualization is closely associated with the evolution of cloud computing and data center technologies. As organizations increasingly migrate applications and services to cloud environments, the need for flexible and software-driven networking solutions has become more evident. Network virtualization allows cloud service providers to create isolated virtual networks for different users while utilizing the same physical infrastructure. According to Jmila </w:t>
       </w:r>
       <w:r>
         <w:rPr>
@@ -1508,21 +1432,7 @@
         <w:rPr>
           <w:rFonts w:ascii="Times New Roman" w:hAnsi="Times New Roman" w:cs="Times New Roman"/>
         </w:rPr>
-        <w:t xml:space="preserve">The centralized architecture commonly employed in SDN environments also presents unique security risks. Because SDN controllers manage network operations centrally, attackers who successfully compromise a controller may gain extensive control over the entire network infrastructure. Similarly, multi-tenant cloud environments introduce concerns regarding data isolation, privacy protection, and resource sharing among different users. </w:t>
-      </w:r>
-      <w:proofErr w:type="spellStart"/>
-      <w:r>
-        <w:rPr>
-          <w:rFonts w:ascii="Times New Roman" w:hAnsi="Times New Roman" w:cs="Times New Roman"/>
-        </w:rPr>
-        <w:t>Alnaim</w:t>
-      </w:r>
-      <w:proofErr w:type="spellEnd"/>
-      <w:r>
-        <w:rPr>
-          <w:rFonts w:ascii="Times New Roman" w:hAnsi="Times New Roman" w:cs="Times New Roman"/>
-        </w:rPr>
-        <w:t xml:space="preserve"> (2024) observed that securing virtualized networks has become one of the most critical challenges facing network administrators and cybersecurity professionals due to the growing sophistication of cyber threats targeting software-defined infrastructures.</w:t>
+        <w:t>The centralized architecture commonly employed in SDN environments also presents unique security risks. Because SDN controllers manage network operations centrally, attackers who successfully compromise a controller may gain extensive control over the entire network infrastructure. Similarly, multi-tenant cloud environments introduce concerns regarding data isolation, privacy protection, and resource sharing among different users. Alnaim (2024) observed that securing virtualized networks has become one of the most critical challenges facing network administrators and cybersecurity professionals due to the growing sophistication of cyber threats targeting software-defined infrastructures.</w:t>
       </w:r>
     </w:p>
     <w:p>
@@ -1537,21 +1447,7 @@
         <w:rPr>
           <w:rFonts w:ascii="Times New Roman" w:hAnsi="Times New Roman" w:cs="Times New Roman"/>
         </w:rPr>
-        <w:t xml:space="preserve">In response to these challenges, researchers and industry practitioners have proposed various security solutions to enhance the protection of virtualized networks. Emerging technologies such as artificial intelligence-based intrusion detection systems, machine learning-driven threat analysis, blockchain-enabled trust management systems, confidential computing, and Zero Trust security architectures are increasingly being integrated into virtualized environments. According to </w:t>
-      </w:r>
-      <w:proofErr w:type="spellStart"/>
-      <w:r>
-        <w:rPr>
-          <w:rFonts w:ascii="Times New Roman" w:hAnsi="Times New Roman" w:cs="Times New Roman"/>
-        </w:rPr>
-        <w:t>Spiekermann</w:t>
-      </w:r>
-      <w:proofErr w:type="spellEnd"/>
-      <w:r>
-        <w:rPr>
-          <w:rFonts w:ascii="Times New Roman" w:hAnsi="Times New Roman" w:cs="Times New Roman"/>
-        </w:rPr>
-        <w:t xml:space="preserve"> </w:t>
+        <w:t xml:space="preserve">In response to these challenges, researchers and industry practitioners have proposed various security solutions to enhance the protection of virtualized networks. Emerging technologies such as artificial intelligence-based intrusion detection systems, machine learning-driven threat analysis, blockchain-enabled trust management systems, confidential computing, and Zero Trust security architectures are increasingly being integrated into virtualized environments. According to Spiekermann </w:t>
       </w:r>
       <w:r>
         <w:rPr>
@@ -1565,35 +1461,7 @@
         <w:rPr>
           <w:rFonts w:ascii="Times New Roman" w:hAnsi="Times New Roman" w:cs="Times New Roman"/>
         </w:rPr>
-        <w:t xml:space="preserve">(2024), AI-driven security systems can significantly improve the detection and mitigation of cyber threats in virtualized networks by </w:t>
-      </w:r>
-      <w:proofErr w:type="spellStart"/>
-      <w:r>
-        <w:rPr>
-          <w:rFonts w:ascii="Times New Roman" w:hAnsi="Times New Roman" w:cs="Times New Roman"/>
-        </w:rPr>
-        <w:t>analyzing</w:t>
-      </w:r>
-      <w:proofErr w:type="spellEnd"/>
-      <w:r>
-        <w:rPr>
-          <w:rFonts w:ascii="Times New Roman" w:hAnsi="Times New Roman" w:cs="Times New Roman"/>
-        </w:rPr>
-        <w:t xml:space="preserve"> large volumes of network traffic and identifying anomalous </w:t>
-      </w:r>
-      <w:proofErr w:type="spellStart"/>
-      <w:r>
-        <w:rPr>
-          <w:rFonts w:ascii="Times New Roman" w:hAnsi="Times New Roman" w:cs="Times New Roman"/>
-        </w:rPr>
-        <w:t>behaviors</w:t>
-      </w:r>
-      <w:proofErr w:type="spellEnd"/>
-      <w:r>
-        <w:rPr>
-          <w:rFonts w:ascii="Times New Roman" w:hAnsi="Times New Roman" w:cs="Times New Roman"/>
-        </w:rPr>
-        <w:t xml:space="preserve"> in real time. As digital transformation continues to accelerate globally, network virtualization is expected to play an increasingly important role in supporting future communication infrastructures. Its ability to improve scalability, flexibility, automation, and resource efficiency makes it a foundational technology for modern networking environments. </w:t>
+        <w:t xml:space="preserve">(2024), AI-driven security systems can significantly improve the detection and mitigation of cyber threats in virtualized networks by analyzing large volumes of network traffic and identifying anomalous behaviors in real time. As digital transformation continues to accelerate globally, network virtualization is expected to play an increasingly important role in supporting future communication infrastructures. Its ability to improve scalability, flexibility, automation, and resource efficiency makes it a foundational technology for modern networking environments. </w:t>
       </w:r>
     </w:p>
     <w:p>
@@ -1645,21 +1513,7 @@
         <w:rPr>
           <w:rFonts w:ascii="Times New Roman" w:hAnsi="Times New Roman" w:cs="Times New Roman"/>
         </w:rPr>
-        <w:t>Network virtualization is a modern networking technology that enables the creation of multiple independent virtual networks on a shared physical infrastructure. It involves abstracting network resources and services, including switches, routers, firewalls, load balancers, and communication links, from their underlying physical hardware and presenting them as logical or software-defined entities. This abstraction allows organizations to deploy, manage, and modify network services more efficiently without the need for extensive physical infrastructure upgrades or modifications (</w:t>
-      </w:r>
-      <w:proofErr w:type="spellStart"/>
-      <w:r>
-        <w:rPr>
-          <w:rFonts w:ascii="Times New Roman" w:hAnsi="Times New Roman" w:cs="Times New Roman"/>
-        </w:rPr>
-        <w:t>Alnaim</w:t>
-      </w:r>
-      <w:proofErr w:type="spellEnd"/>
-      <w:r>
-        <w:rPr>
-          <w:rFonts w:ascii="Times New Roman" w:hAnsi="Times New Roman" w:cs="Times New Roman"/>
-        </w:rPr>
-        <w:t>, 2024).</w:t>
+        <w:t>Network virtualization is a modern networking technology that enables the creation of multiple independent virtual networks on a shared physical infrastructure. It involves abstracting network resources and services, including switches, routers, firewalls, load balancers, and communication links, from their underlying physical hardware and presenting them as logical or software-defined entities. This abstraction allows organizations to deploy, manage, and modify network services more efficiently without the need for extensive physical infrastructure upgrades or modifications (Alnaim, 2024).</w:t>
       </w:r>
     </w:p>
     <w:p>
@@ -1739,21 +1593,7 @@
         <w:rPr>
           <w:rFonts w:ascii="Times New Roman" w:hAnsi="Times New Roman" w:cs="Times New Roman"/>
         </w:rPr>
-        <w:t>Figure 1: Network Virtualization (</w:t>
-      </w:r>
-      <w:proofErr w:type="spellStart"/>
-      <w:r>
-        <w:rPr>
-          <w:rFonts w:ascii="Times New Roman" w:hAnsi="Times New Roman" w:cs="Times New Roman"/>
-        </w:rPr>
-        <w:t>Alnaim</w:t>
-      </w:r>
-      <w:proofErr w:type="spellEnd"/>
-      <w:r>
-        <w:rPr>
-          <w:rFonts w:ascii="Times New Roman" w:hAnsi="Times New Roman" w:cs="Times New Roman"/>
-        </w:rPr>
-        <w:t>, 2024).</w:t>
+        <w:t>Figure 1: Network Virtualization (Alnaim, 2024).</w:t>
       </w:r>
     </w:p>
     <w:p>
@@ -1898,21 +1738,7 @@
         <w:rPr>
           <w:rFonts w:ascii="Times New Roman" w:hAnsi="Times New Roman" w:cs="Times New Roman"/>
         </w:rPr>
-        <w:t>Enabling dynamic scaling of network resources based on workload demands and user requirements (</w:t>
-      </w:r>
-      <w:proofErr w:type="spellStart"/>
-      <w:r>
-        <w:rPr>
-          <w:rFonts w:ascii="Times New Roman" w:hAnsi="Times New Roman" w:cs="Times New Roman"/>
-        </w:rPr>
-        <w:t>Jmila</w:t>
-      </w:r>
-      <w:proofErr w:type="spellEnd"/>
-      <w:r>
-        <w:rPr>
-          <w:rFonts w:ascii="Times New Roman" w:hAnsi="Times New Roman" w:cs="Times New Roman"/>
-        </w:rPr>
-        <w:t xml:space="preserve"> </w:t>
+        <w:t xml:space="preserve">Enabling dynamic scaling of network resources based on workload demands and user requirements (Jmila </w:t>
       </w:r>
       <w:r>
         <w:rPr>
@@ -2040,21 +1866,7 @@
         <w:rPr>
           <w:rFonts w:ascii="Times New Roman" w:hAnsi="Times New Roman" w:cs="Times New Roman"/>
         </w:rPr>
-        <w:t xml:space="preserve">(2025), internal virtualization improves network flexibility and simplifies the implementation of security policies across organizational units. Similarly, </w:t>
-      </w:r>
-      <w:proofErr w:type="spellStart"/>
-      <w:r>
-        <w:rPr>
-          <w:rFonts w:ascii="Times New Roman" w:hAnsi="Times New Roman" w:cs="Times New Roman"/>
-        </w:rPr>
-        <w:t>Jmila</w:t>
-      </w:r>
-      <w:proofErr w:type="spellEnd"/>
-      <w:r>
-        <w:rPr>
-          <w:rFonts w:ascii="Times New Roman" w:hAnsi="Times New Roman" w:cs="Times New Roman"/>
-        </w:rPr>
-        <w:t xml:space="preserve"> </w:t>
+        <w:t xml:space="preserve">(2025), internal virtualization improves network flexibility and simplifies the implementation of security policies across organizational units. Similarly, Jmila </w:t>
       </w:r>
       <w:r>
         <w:rPr>
@@ -2300,21 +2112,7 @@
         <w:rPr>
           <w:rFonts w:ascii="Times New Roman" w:hAnsi="Times New Roman" w:cs="Times New Roman"/>
         </w:rPr>
-        <w:t xml:space="preserve">External network virtualization plays a crucial role in modern cloud computing and wide-area networking environments by allowing organizations to interconnect multiple locations and services through a centralized virtual framework. The technology supports remote access, cloud integration, and distributed applications while simplifying network management and reducing operational costs. </w:t>
-      </w:r>
-      <w:proofErr w:type="spellStart"/>
-      <w:r>
-        <w:rPr>
-          <w:rFonts w:ascii="Times New Roman" w:hAnsi="Times New Roman" w:cs="Times New Roman"/>
-        </w:rPr>
-        <w:t>Alnaim</w:t>
-      </w:r>
-      <w:proofErr w:type="spellEnd"/>
-      <w:r>
-        <w:rPr>
-          <w:rFonts w:ascii="Times New Roman" w:hAnsi="Times New Roman" w:cs="Times New Roman"/>
-        </w:rPr>
-        <w:t xml:space="preserve"> (2024) noted that external virtualization is fundamental to 5G and cloud-native architectures because it enables scalable service delivery and efficient resource sharing across geographically distributed infrastructures. Furthermore, Revathi </w:t>
+        <w:t xml:space="preserve">External network virtualization plays a crucial role in modern cloud computing and wide-area networking environments by allowing organizations to interconnect multiple locations and services through a centralized virtual framework. The technology supports remote access, cloud integration, and distributed applications while simplifying network management and reducing operational costs. Alnaim (2024) noted that external virtualization is fundamental to 5G and cloud-native architectures because it enables scalable service delivery and efficient resource sharing across geographically distributed infrastructures. Furthermore, Revathi </w:t>
       </w:r>
       <w:r>
         <w:rPr>
@@ -2616,35 +2414,13 @@
         <w:rPr>
           <w:rFonts w:ascii="Times New Roman" w:hAnsi="Times New Roman" w:cs="Times New Roman"/>
         </w:rPr>
-        <w:t xml:space="preserve">VMware </w:t>
-      </w:r>
-      <w:proofErr w:type="spellStart"/>
-      <w:proofErr w:type="gramStart"/>
-      <w:r>
-        <w:rPr>
-          <w:rFonts w:ascii="Times New Roman" w:hAnsi="Times New Roman" w:cs="Times New Roman"/>
-        </w:rPr>
-        <w:t>ESXi</w:t>
-      </w:r>
-      <w:proofErr w:type="spellEnd"/>
-      <w:r>
-        <w:rPr>
-          <w:rFonts w:ascii="Times New Roman" w:hAnsi="Times New Roman" w:cs="Times New Roman"/>
-        </w:rPr>
-        <w:t xml:space="preserve"> </w:t>
-      </w:r>
-      <w:r>
-        <w:rPr>
-          <w:rFonts w:ascii="Times New Roman" w:hAnsi="Times New Roman" w:cs="Times New Roman"/>
-        </w:rPr>
-        <w:t>,</w:t>
-      </w:r>
-      <w:proofErr w:type="gramEnd"/>
-      <w:r>
-        <w:rPr>
-          <w:rFonts w:ascii="Times New Roman" w:hAnsi="Times New Roman" w:cs="Times New Roman"/>
-        </w:rPr>
-        <w:t xml:space="preserve"> </w:t>
+        <w:t xml:space="preserve">VMware ESXi </w:t>
+      </w:r>
+      <w:r>
+        <w:rPr>
+          <w:rFonts w:ascii="Times New Roman" w:hAnsi="Times New Roman" w:cs="Times New Roman"/>
+        </w:rPr>
+        <w:t xml:space="preserve">, </w:t>
       </w:r>
       <w:r>
         <w:rPr>
@@ -4276,21 +4052,7 @@
         <w:rPr>
           <w:rFonts w:ascii="Times New Roman" w:hAnsi="Times New Roman" w:cs="Times New Roman"/>
         </w:rPr>
-        <w:t xml:space="preserve">Organizations should deploy continuous monitoring solutions and AI-powered threat detection systems capable of identifying unusual network </w:t>
-      </w:r>
-      <w:proofErr w:type="spellStart"/>
-      <w:r>
-        <w:rPr>
-          <w:rFonts w:ascii="Times New Roman" w:hAnsi="Times New Roman" w:cs="Times New Roman"/>
-        </w:rPr>
-        <w:t>behavior</w:t>
-      </w:r>
-      <w:proofErr w:type="spellEnd"/>
-      <w:r>
-        <w:rPr>
-          <w:rFonts w:ascii="Times New Roman" w:hAnsi="Times New Roman" w:cs="Times New Roman"/>
-        </w:rPr>
-        <w:t>, detecting intrusions, and responding to threats in real time.</w:t>
+        <w:t>Organizations should deploy continuous monitoring solutions and AI-powered threat detection systems capable of identifying unusual network behavior, detecting intrusions, and responding to threats in real time.</w:t>
       </w:r>
     </w:p>
     <w:p>
@@ -4400,19 +4162,11 @@
           <w:rFonts w:ascii="Times New Roman" w:hAnsi="Times New Roman" w:cs="Times New Roman"/>
         </w:rPr>
       </w:pPr>
-      <w:proofErr w:type="spellStart"/>
-      <w:r>
-        <w:rPr>
-          <w:rFonts w:ascii="Times New Roman" w:hAnsi="Times New Roman" w:cs="Times New Roman"/>
-        </w:rPr>
-        <w:t>Alnaim</w:t>
-      </w:r>
-      <w:proofErr w:type="spellEnd"/>
-      <w:r>
-        <w:rPr>
-          <w:rFonts w:ascii="Times New Roman" w:hAnsi="Times New Roman" w:cs="Times New Roman"/>
-        </w:rPr>
-        <w:t xml:space="preserve">, A. K. (2024). Securing 5G virtual networks: A critical analysis of SDN, NFV, and network slicing security. </w:t>
+      <w:r>
+        <w:rPr>
+          <w:rFonts w:ascii="Times New Roman" w:hAnsi="Times New Roman" w:cs="Times New Roman"/>
+        </w:rPr>
+        <w:t xml:space="preserve">Alnaim, A. K. (2024). Securing 5G virtual networks: A critical analysis of SDN, NFV, and network slicing security. </w:t>
       </w:r>
       <w:r>
         <w:rPr>
@@ -4472,35 +4226,7 @@
         <w:rPr>
           <w:rFonts w:ascii="Times New Roman" w:hAnsi="Times New Roman" w:cs="Times New Roman"/>
         </w:rPr>
-        <w:t>Domínguez-Dorado, M., Calle-</w:t>
-      </w:r>
-      <w:proofErr w:type="spellStart"/>
-      <w:r>
-        <w:rPr>
-          <w:rFonts w:ascii="Times New Roman" w:hAnsi="Times New Roman" w:cs="Times New Roman"/>
-        </w:rPr>
-        <w:t>Cancho</w:t>
-      </w:r>
-      <w:proofErr w:type="spellEnd"/>
-      <w:r>
-        <w:rPr>
-          <w:rFonts w:ascii="Times New Roman" w:hAnsi="Times New Roman" w:cs="Times New Roman"/>
-        </w:rPr>
-        <w:t>, J., Galeano-</w:t>
-      </w:r>
-      <w:proofErr w:type="spellStart"/>
-      <w:r>
-        <w:rPr>
-          <w:rFonts w:ascii="Times New Roman" w:hAnsi="Times New Roman" w:cs="Times New Roman"/>
-        </w:rPr>
-        <w:t>Brajones</w:t>
-      </w:r>
-      <w:proofErr w:type="spellEnd"/>
-      <w:r>
-        <w:rPr>
-          <w:rFonts w:ascii="Times New Roman" w:hAnsi="Times New Roman" w:cs="Times New Roman"/>
-        </w:rPr>
-        <w:t xml:space="preserve">, J., Rodríguez-Pérez, F. J., &amp; Cortés-Polo, D. (2024). Detection and mitigation of security threats using virtualized network functions in software-defined networks. </w:t>
+        <w:t xml:space="preserve">Domínguez-Dorado, M., Calle-Cancho, J., Galeano-Brajones, J., Rodríguez-Pérez, F. J., &amp; Cortés-Polo, D. (2024). Detection and mitigation of security threats using virtualized network functions in software-defined networks. </w:t>
       </w:r>
       <w:r>
         <w:rPr>
@@ -4526,33 +4252,11 @@
           <w:rFonts w:ascii="Times New Roman" w:hAnsi="Times New Roman" w:cs="Times New Roman"/>
         </w:rPr>
       </w:pPr>
-      <w:proofErr w:type="spellStart"/>
-      <w:r>
-        <w:rPr>
-          <w:rFonts w:ascii="Times New Roman" w:hAnsi="Times New Roman" w:cs="Times New Roman"/>
-        </w:rPr>
-        <w:t>Jmila</w:t>
-      </w:r>
-      <w:proofErr w:type="spellEnd"/>
-      <w:r>
-        <w:rPr>
-          <w:rFonts w:ascii="Times New Roman" w:hAnsi="Times New Roman" w:cs="Times New Roman"/>
-        </w:rPr>
-        <w:t xml:space="preserve">, H., </w:t>
-      </w:r>
-      <w:proofErr w:type="spellStart"/>
-      <w:r>
-        <w:rPr>
-          <w:rFonts w:ascii="Times New Roman" w:hAnsi="Times New Roman" w:cs="Times New Roman"/>
-        </w:rPr>
-        <w:t>Khedher</w:t>
-      </w:r>
-      <w:proofErr w:type="spellEnd"/>
-      <w:r>
-        <w:rPr>
-          <w:rFonts w:ascii="Times New Roman" w:hAnsi="Times New Roman" w:cs="Times New Roman"/>
-        </w:rPr>
-        <w:t xml:space="preserve">, M. I., &amp; El-Yacoubi, M. A. (2024). The promise of applying machine learning techniques to network function virtualization. </w:t>
+      <w:r>
+        <w:rPr>
+          <w:rFonts w:ascii="Times New Roman" w:hAnsi="Times New Roman" w:cs="Times New Roman"/>
+        </w:rPr>
+        <w:t xml:space="preserve">Jmila, H., Khedher, M. I., &amp; El-Yacoubi, M. A. (2024). The promise of applying machine learning techniques to network function virtualization. </w:t>
       </w:r>
       <w:r>
         <w:rPr>
@@ -4606,6 +4310,7 @@
         <w:jc w:val="both"/>
         <w:rPr>
           <w:rFonts w:ascii="Times New Roman" w:hAnsi="Times New Roman" w:cs="Times New Roman"/>
+          <w:lang w:val="it-IT"/>
         </w:rPr>
       </w:pPr>
       <w:r>
@@ -4619,12 +4324,14 @@
           <w:rFonts w:ascii="Times New Roman" w:hAnsi="Times New Roman" w:cs="Times New Roman"/>
           <w:i/>
           <w:iCs/>
+          <w:lang w:val="it-IT"/>
         </w:rPr>
         <w:t>IEEE Access, 12</w:t>
       </w:r>
       <w:r>
         <w:rPr>
           <w:rFonts w:ascii="Times New Roman" w:hAnsi="Times New Roman" w:cs="Times New Roman"/>
+          <w:lang w:val="it-IT"/>
         </w:rPr>
         <w:t>, 48512–48535.</w:t>
       </w:r>
@@ -4641,8 +4348,15 @@
       <w:r>
         <w:rPr>
           <w:rFonts w:ascii="Times New Roman" w:hAnsi="Times New Roman" w:cs="Times New Roman"/>
-        </w:rPr>
-        <w:t xml:space="preserve">Raza, M., Ali, S., Hussain, F., &amp; Ahmad, T. (2024). Performance optimization and security in network virtualization: Current trends and future directions. </w:t>
+          <w:lang w:val="it-IT"/>
+        </w:rPr>
+        <w:t xml:space="preserve">Raza, M., Ali, S., Hussain, F., &amp; Ahmad, T. (2024). </w:t>
+      </w:r>
+      <w:r>
+        <w:rPr>
+          <w:rFonts w:ascii="Times New Roman" w:hAnsi="Times New Roman" w:cs="Times New Roman"/>
+        </w:rPr>
+        <w:t xml:space="preserve">Performance optimization and security in network virtualization: Current trends and future directions. </w:t>
       </w:r>
       <w:r>
         <w:rPr>
@@ -4701,7 +4415,6 @@
       <w:r>
         <w:rPr>
           <w:rFonts w:ascii="Times New Roman" w:hAnsi="Times New Roman" w:cs="Times New Roman"/>
-          <w:lang w:val="de-DE"/>
         </w:rPr>
         <w:t xml:space="preserve">Spiekermann, D., Eggendorfer, T., &amp; Keller, J. (2024). </w:t>
       </w:r>
@@ -4738,7 +4451,6 @@
       <w:r>
         <w:rPr>
           <w:rFonts w:ascii="Times New Roman" w:hAnsi="Times New Roman" w:cs="Times New Roman"/>
-          <w:lang w:val="de-DE"/>
         </w:rPr>
         <w:t xml:space="preserve">Yazidi, M., Alghamdi, A., &amp; Alharbi, F. (2024). </w:t>
       </w:r>
@@ -4775,7 +4487,6 @@
       <w:r>
         <w:rPr>
           <w:rFonts w:ascii="Times New Roman" w:hAnsi="Times New Roman" w:cs="Times New Roman"/>
-          <w:lang w:val="de-DE"/>
         </w:rPr>
         <w:t xml:space="preserve">Zhang, X., Wang, Y., &amp; Liu, H. (2024). </w:t>
       </w:r>
@@ -4821,7 +4532,7 @@
 </file>
 
 <file path=word/endnotes.xml><?xml version="1.0" encoding="utf-8"?>
-<w:endnotes xmlns:wpc="http://schemas.microsoft.com/office/word/2010/wordprocessingCanvas" xmlns:cx="http://schemas.microsoft.com/office/drawing/2014/chartex" xmlns:cx1="http://schemas.microsoft.com/office/drawing/2015/9/8/chartex" xmlns:cx2="http://schemas.microsoft.com/office/drawing/2015/10/21/chartex" xmlns:cx3="http://schemas.microsoft.com/office/drawing/2016/5/9/chartex" xmlns:cx4="http://schemas.microsoft.com/office/drawing/2016/5/10/chartex" xmlns:cx5="http://schemas.microsoft.com/office/drawing/2016/5/11/chartex" xmlns:cx6="http://schemas.microsoft.com/office/drawing/2016/5/12/chartex" xmlns:cx7="http://schemas.microsoft.com/office/drawing/2016/5/13/chartex" xmlns:cx8="http://schemas.microsoft.com/office/drawing/2016/5/14/chartex" xmlns:mc="http://schemas.openxmlformats.org/markup-compatibility/2006" xmlns:aink="http://schemas.microsoft.com/office/drawing/2016/ink" xmlns:am3d="http://schemas.microsoft.com/office/drawing/2017/model3d" xmlns:o="urn:schemas-microsoft-com:office:office" xmlns:oel="http://schemas.microsoft.com/office/2019/extlst" xmlns:r="http://schemas.openxmlformats.org/officeDocument/2006/relationships" xmlns:m="http://schemas.openxmlformats.org/officeDocument/2006/math" xmlns:v="urn:schemas-microsoft-com:vml" xmlns:wp14="http://schemas.microsoft.com/office/word/2010/wordprocessingDrawing" xmlns:wp="http://schemas.openxmlformats.org/drawingml/2006/wordprocessingDrawing" xmlns:w10="urn:schemas-microsoft-com:office:word" xmlns:w="http://schemas.openxmlformats.org/wordprocessingml/2006/main" xmlns:w14="http://schemas.microsoft.com/office/word/2010/wordml" xmlns:w15="http://schemas.microsoft.com/office/word/2012/wordml" xmlns:w16cex="http://schemas.microsoft.com/office/word/2018/wordml/cex" xmlns:w16cid="http://schemas.microsoft.com/office/word/2016/wordml/cid" xmlns:w16="http://schemas.microsoft.com/office/word/2018/wordml" xmlns:w16du="http://schemas.microsoft.com/office/word/2023/wordml/word16du" xmlns:w16sdtdh="http://schemas.microsoft.com/office/word/2020/wordml/sdtdatahash" xmlns:w16sdtfl="http://schemas.microsoft.com/office/word/2024/wordml/sdtformatlock" xmlns:w16se="http://schemas.microsoft.com/office/word/2015/wordml/symex" xmlns:wpg="http://schemas.microsoft.com/office/word/2010/wordprocessingGroup" xmlns:wpi="http://schemas.microsoft.com/office/word/2010/wordprocessingInk" xmlns:wne="http://schemas.microsoft.com/office/word/2006/wordml" xmlns:wps="http://schemas.microsoft.com/office/word/2010/wordprocessingShape" mc:Ignorable="w14 w15 w16se w16cid w16 w16cex w16sdtdh w16sdtfl w16du wp14">
+<w:endnotes xmlns:wpc="http://schemas.microsoft.com/office/word/2010/wordprocessingCanvas" xmlns:cx="http://schemas.microsoft.com/office/drawing/2014/chartex" xmlns:cx1="http://schemas.microsoft.com/office/drawing/2015/9/8/chartex" xmlns:cx2="http://schemas.microsoft.com/office/drawing/2015/10/21/chartex" xmlns:cx3="http://schemas.microsoft.com/office/drawing/2016/5/9/chartex" xmlns:cx4="http://schemas.microsoft.com/office/drawing/2016/5/10/chartex" xmlns:cx5="http://schemas.microsoft.com/office/drawing/2016/5/11/chartex" xmlns:cx6="http://schemas.microsoft.com/office/drawing/2016/5/12/chartex" xmlns:cx7="http://schemas.microsoft.com/office/drawing/2016/5/13/chartex" xmlns:cx8="http://schemas.microsoft.com/office/drawing/2016/5/14/chartex" xmlns:mc="http://schemas.openxmlformats.org/markup-compatibility/2006" xmlns:aink="http://schemas.microsoft.com/office/drawing/2016/ink" xmlns:am3d="http://schemas.microsoft.com/office/drawing/2017/model3d" xmlns:o="urn:schemas-microsoft-com:office:office" xmlns:oel="http://schemas.microsoft.com/office/2019/extlst" xmlns:r="http://schemas.openxmlformats.org/officeDocument/2006/relationships" xmlns:m="http://schemas.openxmlformats.org/officeDocument/2006/math" xmlns:v="urn:schemas-microsoft-com:vml" xmlns:wp14="http://schemas.microsoft.com/office/word/2010/wordprocessingDrawing" xmlns:wp="http://schemas.openxmlformats.org/drawingml/2006/wordprocessingDrawing" xmlns:w10="urn:schemas-microsoft-com:office:word" xmlns:w="http://schemas.openxmlformats.org/wordprocessingml/2006/main" xmlns:w14="http://schemas.microsoft.com/office/word/2010/wordml" xmlns:w15="http://schemas.microsoft.com/office/word/2012/wordml" xmlns:w16cei="http://schemas.microsoft.com/office/word/2026/wordml/cei" xmlns:w16cex="http://schemas.microsoft.com/office/word/2018/wordml/cex" xmlns:w16cid="http://schemas.microsoft.com/office/word/2016/wordml/cid" xmlns:w16="http://schemas.microsoft.com/office/word/2018/wordml" xmlns:w16du="http://schemas.microsoft.com/office/word/2023/wordml/word16du" xmlns:w16sdtdh="http://schemas.microsoft.com/office/word/2020/wordml/sdtdatahash" xmlns:w16sdtfl="http://schemas.microsoft.com/office/word/2024/wordml/sdtformatlock" xmlns:w16se="http://schemas.microsoft.com/office/word/2015/wordml/symex" xmlns:wpg="http://schemas.microsoft.com/office/word/2010/wordprocessingGroup" xmlns:wpi="http://schemas.microsoft.com/office/word/2010/wordprocessingInk" xmlns:wne="http://schemas.microsoft.com/office/word/2006/wordml" xmlns:wps="http://schemas.microsoft.com/office/word/2010/wordprocessingShape" mc:Ignorable="w14 w15 w16se w16cid w16 w16cex w16sdtdh w16sdtfl w16du wp14">
   <w:endnote w:type="separator" w:id="-1">
     <w:p>
       <w:pPr>
@@ -4846,7 +4557,7 @@
 </file>
 
 <file path=word/footer1.xml><?xml version="1.0" encoding="utf-8"?>
-<w:ftr xmlns:wpc="http://schemas.microsoft.com/office/word/2010/wordprocessingCanvas" xmlns:cx="http://schemas.microsoft.com/office/drawing/2014/chartex" xmlns:cx1="http://schemas.microsoft.com/office/drawing/2015/9/8/chartex" xmlns:cx2="http://schemas.microsoft.com/office/drawing/2015/10/21/chartex" xmlns:cx3="http://schemas.microsoft.com/office/drawing/2016/5/9/chartex" xmlns:cx4="http://schemas.microsoft.com/office/drawing/2016/5/10/chartex" xmlns:cx5="http://schemas.microsoft.com/office/drawing/2016/5/11/chartex" xmlns:cx6="http://schemas.microsoft.com/office/drawing/2016/5/12/chartex" xmlns:cx7="http://schemas.microsoft.com/office/drawing/2016/5/13/chartex" xmlns:cx8="http://schemas.microsoft.com/office/drawing/2016/5/14/chartex" xmlns:mc="http://schemas.openxmlformats.org/markup-compatibility/2006" xmlns:aink="http://schemas.microsoft.com/office/drawing/2016/ink" xmlns:am3d="http://schemas.microsoft.com/office/drawing/2017/model3d" xmlns:o="urn:schemas-microsoft-com:office:office" xmlns:oel="http://schemas.microsoft.com/office/2019/extlst" xmlns:r="http://schemas.openxmlformats.org/officeDocument/2006/relationships" xmlns:m="http://schemas.openxmlformats.org/officeDocument/2006/math" xmlns:v="urn:schemas-microsoft-com:vml" xmlns:wp14="http://schemas.microsoft.com/office/word/2010/wordprocessingDrawing" xmlns:wp="http://schemas.openxmlformats.org/drawingml/2006/wordprocessingDrawing" xmlns:w10="urn:schemas-microsoft-com:office:word" xmlns:w="http://schemas.openxmlformats.org/wordprocessingml/2006/main" xmlns:w14="http://schemas.microsoft.com/office/word/2010/wordml" xmlns:w15="http://schemas.microsoft.com/office/word/2012/wordml" xmlns:w16cex="http://schemas.microsoft.com/office/word/2018/wordml/cex" xmlns:w16cid="http://schemas.microsoft.com/office/word/2016/wordml/cid" xmlns:w16="http://schemas.microsoft.com/office/word/2018/wordml" xmlns:w16du="http://schemas.microsoft.com/office/word/2023/wordml/word16du" xmlns:w16sdtdh="http://schemas.microsoft.com/office/word/2020/wordml/sdtdatahash" xmlns:w16sdtfl="http://schemas.microsoft.com/office/word/2024/wordml/sdtformatlock" xmlns:w16se="http://schemas.microsoft.com/office/word/2015/wordml/symex" xmlns:wpg="http://schemas.microsoft.com/office/word/2010/wordprocessingGroup" xmlns:wpi="http://schemas.microsoft.com/office/word/2010/wordprocessingInk" xmlns:wne="http://schemas.microsoft.com/office/word/2006/wordml" xmlns:wps="http://schemas.microsoft.com/office/word/2010/wordprocessingShape" mc:Ignorable="w14 w15 w16se w16cid w16 w16cex w16sdtdh w16sdtfl w16du wp14">
+<w:ftr xmlns:wpc="http://schemas.microsoft.com/office/word/2010/wordprocessingCanvas" xmlns:cx="http://schemas.microsoft.com/office/drawing/2014/chartex" xmlns:cx1="http://schemas.microsoft.com/office/drawing/2015/9/8/chartex" xmlns:cx2="http://schemas.microsoft.com/office/drawing/2015/10/21/chartex" xmlns:cx3="http://schemas.microsoft.com/office/drawing/2016/5/9/chartex" xmlns:cx4="http://schemas.microsoft.com/office/drawing/2016/5/10/chartex" xmlns:cx5="http://schemas.microsoft.com/office/drawing/2016/5/11/chartex" xmlns:cx6="http://schemas.microsoft.com/office/drawing/2016/5/12/chartex" xmlns:cx7="http://schemas.microsoft.com/office/drawing/2016/5/13/chartex" xmlns:cx8="http://schemas.microsoft.com/office/drawing/2016/5/14/chartex" xmlns:mc="http://schemas.openxmlformats.org/markup-compatibility/2006" xmlns:aink="http://schemas.microsoft.com/office/drawing/2016/ink" xmlns:am3d="http://schemas.microsoft.com/office/drawing/2017/model3d" xmlns:o="urn:schemas-microsoft-com:office:office" xmlns:oel="http://schemas.microsoft.com/office/2019/extlst" xmlns:r="http://schemas.openxmlformats.org/officeDocument/2006/relationships" xmlns:m="http://schemas.openxmlformats.org/officeDocument/2006/math" xmlns:v="urn:schemas-microsoft-com:vml" xmlns:wp14="http://schemas.microsoft.com/office/word/2010/wordprocessingDrawing" xmlns:wp="http://schemas.openxmlformats.org/drawingml/2006/wordprocessingDrawing" xmlns:w10="urn:schemas-microsoft-com:office:word" xmlns:w="http://schemas.openxmlformats.org/wordprocessingml/2006/main" xmlns:w14="http://schemas.microsoft.com/office/word/2010/wordml" xmlns:w15="http://schemas.microsoft.com/office/word/2012/wordml" xmlns:w16cei="http://schemas.microsoft.com/office/word/2026/wordml/cei" xmlns:w16cex="http://schemas.microsoft.com/office/word/2018/wordml/cex" xmlns:w16cid="http://schemas.microsoft.com/office/word/2016/wordml/cid" xmlns:w16="http://schemas.microsoft.com/office/word/2018/wordml" xmlns:w16du="http://schemas.microsoft.com/office/word/2023/wordml/word16du" xmlns:w16sdtdh="http://schemas.microsoft.com/office/word/2020/wordml/sdtdatahash" xmlns:w16sdtfl="http://schemas.microsoft.com/office/word/2024/wordml/sdtformatlock" xmlns:w16se="http://schemas.microsoft.com/office/word/2015/wordml/symex" xmlns:wpg="http://schemas.microsoft.com/office/word/2010/wordprocessingGroup" xmlns:wpi="http://schemas.microsoft.com/office/word/2010/wordprocessingInk" xmlns:wne="http://schemas.microsoft.com/office/word/2006/wordml" xmlns:wps="http://schemas.microsoft.com/office/word/2010/wordprocessingShape" mc:Ignorable="w14 w15 w16se w16cid w16 w16cex w16sdtdh w16sdtfl w16du wp14">
   <w:sdt>
     <w:sdtPr>
       <w:id w:val="1491833968"/>
@@ -4899,7 +4610,7 @@
 </file>
 
 <file path=word/footnotes.xml><?xml version="1.0" encoding="utf-8"?>
-<w:footnotes xmlns:wpc="http://schemas.microsoft.com/office/word/2010/wordprocessingCanvas" xmlns:cx="http://schemas.microsoft.com/office/drawing/2014/chartex" xmlns:cx1="http://schemas.microsoft.com/office/drawing/2015/9/8/chartex" xmlns:cx2="http://schemas.microsoft.com/office/drawing/2015/10/21/chartex" xmlns:cx3="http://schemas.microsoft.com/office/drawing/2016/5/9/chartex" xmlns:cx4="http://schemas.microsoft.com/office/drawing/2016/5/10/chartex" xmlns:cx5="http://schemas.microsoft.com/office/drawing/2016/5/11/chartex" xmlns:cx6="http://schemas.microsoft.com/office/drawing/2016/5/12/chartex" xmlns:cx7="http://schemas.microsoft.com/office/drawing/2016/5/13/chartex" xmlns:cx8="http://schemas.microsoft.com/office/drawing/2016/5/14/chartex" xmlns:mc="http://schemas.openxmlformats.org/markup-compatibility/2006" xmlns:aink="http://schemas.microsoft.com/office/drawing/2016/ink" xmlns:am3d="http://schemas.microsoft.com/office/drawing/2017/model3d" xmlns:o="urn:schemas-microsoft-com:office:office" xmlns:oel="http://schemas.microsoft.com/office/2019/extlst" xmlns:r="http://schemas.openxmlformats.org/officeDocument/2006/relationships" xmlns:m="http://schemas.openxmlformats.org/officeDocument/2006/math" xmlns:v="urn:schemas-microsoft-com:vml" xmlns:wp14="http://schemas.microsoft.com/office/word/2010/wordprocessingDrawing" xmlns:wp="http://schemas.openxmlformats.org/drawingml/2006/wordprocessingDrawing" xmlns:w10="urn:schemas-microsoft-com:office:word" xmlns:w="http://schemas.openxmlformats.org/wordprocessingml/2006/main" xmlns:w14="http://schemas.microsoft.com/office/word/2010/wordml" xmlns:w15="http://schemas.microsoft.com/office/word/2012/wordml" xmlns:w16cex="http://schemas.microsoft.com/office/word/2018/wordml/cex" xmlns:w16cid="http://schemas.microsoft.com/office/word/2016/wordml/cid" xmlns:w16="http://schemas.microsoft.com/office/word/2018/wordml" xmlns:w16du="http://schemas.microsoft.com/office/word/2023/wordml/word16du" xmlns:w16sdtdh="http://schemas.microsoft.com/office/word/2020/wordml/sdtdatahash" xmlns:w16sdtfl="http://schemas.microsoft.com/office/word/2024/wordml/sdtformatlock" xmlns:w16se="http://schemas.microsoft.com/office/word/2015/wordml/symex" xmlns:wpg="http://schemas.microsoft.com/office/word/2010/wordprocessingGroup" xmlns:wpi="http://schemas.microsoft.com/office/word/2010/wordprocessingInk" xmlns:wne="http://schemas.microsoft.com/office/word/2006/wordml" xmlns:wps="http://schemas.microsoft.com/office/word/2010/wordprocessingShape" mc:Ignorable="w14 w15 w16se w16cid w16 w16cex w16sdtdh w16sdtfl w16du wp14">
+<w:footnotes xmlns:wpc="http://schemas.microsoft.com/office/word/2010/wordprocessingCanvas" xmlns:cx="http://schemas.microsoft.com/office/drawing/2014/chartex" xmlns:cx1="http://schemas.microsoft.com/office/drawing/2015/9/8/chartex" xmlns:cx2="http://schemas.microsoft.com/office/drawing/2015/10/21/chartex" xmlns:cx3="http://schemas.microsoft.com/office/drawing/2016/5/9/chartex" xmlns:cx4="http://schemas.microsoft.com/office/drawing/2016/5/10/chartex" xmlns:cx5="http://schemas.microsoft.com/office/drawing/2016/5/11/chartex" xmlns:cx6="http://schemas.microsoft.com/office/drawing/2016/5/12/chartex" xmlns:cx7="http://schemas.microsoft.com/office/drawing/2016/5/13/chartex" xmlns:cx8="http://schemas.microsoft.com/office/drawing/2016/5/14/chartex" xmlns:mc="http://schemas.openxmlformats.org/markup-compatibility/2006" xmlns:aink="http://schemas.microsoft.com/office/drawing/2016/ink" xmlns:am3d="http://schemas.microsoft.com/office/drawing/2017/model3d" xmlns:o="urn:schemas-microsoft-com:office:office" xmlns:oel="http://schemas.microsoft.com/office/2019/extlst" xmlns:r="http://schemas.openxmlformats.org/officeDocument/2006/relationships" xmlns:m="http://schemas.openxmlformats.org/officeDocument/2006/math" xmlns:v="urn:schemas-microsoft-com:vml" xmlns:wp14="http://schemas.microsoft.com/office/word/2010/wordprocessingDrawing" xmlns:wp="http://schemas.openxmlformats.org/drawingml/2006/wordprocessingDrawing" xmlns:w10="urn:schemas-microsoft-com:office:word" xmlns:w="http://schemas.openxmlformats.org/wordprocessingml/2006/main" xmlns:w14="http://schemas.microsoft.com/office/word/2010/wordml" xmlns:w15="http://schemas.microsoft.com/office/word/2012/wordml" xmlns:w16cei="http://schemas.microsoft.com/office/word/2026/wordml/cei" xmlns:w16cex="http://schemas.microsoft.com/office/word/2018/wordml/cex" xmlns:w16cid="http://schemas.microsoft.com/office/word/2016/wordml/cid" xmlns:w16="http://schemas.microsoft.com/office/word/2018/wordml" xmlns:w16du="http://schemas.microsoft.com/office/word/2023/wordml/word16du" xmlns:w16sdtdh="http://schemas.microsoft.com/office/word/2020/wordml/sdtdatahash" xmlns:w16sdtfl="http://schemas.microsoft.com/office/word/2024/wordml/sdtformatlock" xmlns:w16se="http://schemas.microsoft.com/office/word/2015/wordml/symex" xmlns:wpg="http://schemas.microsoft.com/office/word/2010/wordprocessingGroup" xmlns:wpi="http://schemas.microsoft.com/office/word/2010/wordprocessingInk" xmlns:wne="http://schemas.microsoft.com/office/word/2006/wordml" xmlns:wps="http://schemas.microsoft.com/office/word/2010/wordprocessingShape" mc:Ignorable="w14 w15 w16se w16cid w16 w16cex w16sdtdh w16sdtfl w16du wp14">
   <w:footnote w:type="separator" w:id="-1">
     <w:p>
       <w:pPr>
@@ -4924,7 +4635,7 @@
 </file>
 
 <file path=word/numbering.xml><?xml version="1.0" encoding="utf-8"?>
-<w:numbering xmlns:wpc="http://schemas.microsoft.com/office/word/2010/wordprocessingCanvas" xmlns:cx="http://schemas.microsoft.com/office/drawing/2014/chartex" xmlns:cx1="http://schemas.microsoft.com/office/drawing/2015/9/8/chartex" xmlns:cx2="http://schemas.microsoft.com/office/drawing/2015/10/21/chartex" xmlns:cx3="http://schemas.microsoft.com/office/drawing/2016/5/9/chartex" xmlns:cx4="http://schemas.microsoft.com/office/drawing/2016/5/10/chartex" xmlns:cx5="http://schemas.microsoft.com/office/drawing/2016/5/11/chartex" xmlns:cx6="http://schemas.microsoft.com/office/drawing/2016/5/12/chartex" xmlns:cx7="http://schemas.microsoft.com/office/drawing/2016/5/13/chartex" xmlns:cx8="http://schemas.microsoft.com/office/drawing/2016/5/14/chartex" xmlns:mc="http://schemas.openxmlformats.org/markup-compatibility/2006" xmlns:aink="http://schemas.microsoft.com/office/drawing/2016/ink" xmlns:am3d="http://schemas.microsoft.com/office/drawing/2017/model3d" xmlns:o="urn:schemas-microsoft-com:office:office" xmlns:oel="http://schemas.microsoft.com/office/2019/extlst" xmlns:r="http://schemas.openxmlformats.org/officeDocument/2006/relationships" xmlns:m="http://schemas.openxmlformats.org/officeDocument/2006/math" xmlns:v="urn:schemas-microsoft-com:vml" xmlns:wp14="http://schemas.microsoft.com/office/word/2010/wordprocessingDrawing" xmlns:wp="http://schemas.openxmlformats.org/drawingml/2006/wordprocessingDrawing" xmlns:w10="urn:schemas-microsoft-com:office:word" xmlns:w="http://schemas.openxmlformats.org/wordprocessingml/2006/main" xmlns:w14="http://schemas.microsoft.com/office/word/2010/wordml" xmlns:w15="http://schemas.microsoft.com/office/word/2012/wordml" xmlns:w16cex="http://schemas.microsoft.com/office/word/2018/wordml/cex" xmlns:w16cid="http://schemas.microsoft.com/office/word/2016/wordml/cid" xmlns:w16="http://schemas.microsoft.com/office/word/2018/wordml" xmlns:w16du="http://schemas.microsoft.com/office/word/2023/wordml/word16du" xmlns:w16sdtdh="http://schemas.microsoft.com/office/word/2020/wordml/sdtdatahash" xmlns:w16sdtfl="http://schemas.microsoft.com/office/word/2024/wordml/sdtformatlock" xmlns:w16se="http://schemas.microsoft.com/office/word/2015/wordml/symex" xmlns:wpg="http://schemas.microsoft.com/office/word/2010/wordprocessingGroup" xmlns:wpi="http://schemas.microsoft.com/office/word/2010/wordprocessingInk" xmlns:wne="http://schemas.microsoft.com/office/word/2006/wordml" xmlns:wps="http://schemas.microsoft.com/office/word/2010/wordprocessingShape" mc:Ignorable="w14 w15 w16se w16cid w16 w16cex w16sdtdh w16sdtfl w16du wp14">
+<w:numbering xmlns:wpc="http://schemas.microsoft.com/office/word/2010/wordprocessingCanvas" xmlns:cx="http://schemas.microsoft.com/office/drawing/2014/chartex" xmlns:cx1="http://schemas.microsoft.com/office/drawing/2015/9/8/chartex" xmlns:cx2="http://schemas.microsoft.com/office/drawing/2015/10/21/chartex" xmlns:cx3="http://schemas.microsoft.com/office/drawing/2016/5/9/chartex" xmlns:cx4="http://schemas.microsoft.com/office/drawing/2016/5/10/chartex" xmlns:cx5="http://schemas.microsoft.com/office/drawing/2016/5/11/chartex" xmlns:cx6="http://schemas.microsoft.com/office/drawing/2016/5/12/chartex" xmlns:cx7="http://schemas.microsoft.com/office/drawing/2016/5/13/chartex" xmlns:cx8="http://schemas.microsoft.com/office/drawing/2016/5/14/chartex" xmlns:mc="http://schemas.openxmlformats.org/markup-compatibility/2006" xmlns:aink="http://schemas.microsoft.com/office/drawing/2016/ink" xmlns:am3d="http://schemas.microsoft.com/office/drawing/2017/model3d" xmlns:o="urn:schemas-microsoft-com:office:office" xmlns:oel="http://schemas.microsoft.com/office/2019/extlst" xmlns:r="http://schemas.openxmlformats.org/officeDocument/2006/relationships" xmlns:m="http://schemas.openxmlformats.org/officeDocument/2006/math" xmlns:v="urn:schemas-microsoft-com:vml" xmlns:wp14="http://schemas.microsoft.com/office/word/2010/wordprocessingDrawing" xmlns:wp="http://schemas.openxmlformats.org/drawingml/2006/wordprocessingDrawing" xmlns:w10="urn:schemas-microsoft-com:office:word" xmlns:w="http://schemas.openxmlformats.org/wordprocessingml/2006/main" xmlns:w14="http://schemas.microsoft.com/office/word/2010/wordml" xmlns:w15="http://schemas.microsoft.com/office/word/2012/wordml" xmlns:w16cei="http://schemas.microsoft.com/office/word/2026/wordml/cei" xmlns:w16cex="http://schemas.microsoft.com/office/word/2018/wordml/cex" xmlns:w16cid="http://schemas.microsoft.com/office/word/2016/wordml/cid" xmlns:w16="http://schemas.microsoft.com/office/word/2018/wordml" xmlns:w16du="http://schemas.microsoft.com/office/word/2023/wordml/word16du" xmlns:w16sdtdh="http://schemas.microsoft.com/office/word/2020/wordml/sdtdatahash" xmlns:w16sdtfl="http://schemas.microsoft.com/office/word/2024/wordml/sdtformatlock" xmlns:w16se="http://schemas.microsoft.com/office/word/2015/wordml/symex" xmlns:wpg="http://schemas.microsoft.com/office/word/2010/wordprocessingGroup" xmlns:wpi="http://schemas.microsoft.com/office/word/2010/wordprocessingInk" xmlns:wne="http://schemas.microsoft.com/office/word/2006/wordml" xmlns:wps="http://schemas.microsoft.com/office/word/2010/wordprocessingShape" mc:Ignorable="w14 w15 w16se w16cid w16 w16cex w16sdtdh w16sdtfl w16du wp14">
   <w:abstractNum w:abstractNumId="0" w15:restartNumberingAfterBreak="0">
     <w:nsid w:val="010A10B8"/>
     <w:multiLevelType w:val="multilevel"/>
@@ -10571,6 +10282,7 @@
   <w:style w:type="character" w:default="1" w:styleId="DefaultParagraphFont">
     <w:name w:val="Default Paragraph Font"/>
     <w:uiPriority w:val="1"/>
+    <w:semiHidden/>
     <w:unhideWhenUsed/>
   </w:style>
   <w:style w:type="table" w:default="1" w:styleId="TableNormal">
